--- a/теория.docx
+++ b/теория.docx
@@ -3405,9 +3405,6 @@
     <w:p>
       <w:pPr>
         <w:pStyle w:val="HTML0"/>
-        <w:rPr>
-          <w:lang w:val="en-US"/>
-        </w:rPr>
       </w:pPr>
       <w:proofErr w:type="spellStart"/>
       <w:r>
@@ -3418,23 +3415,26 @@
       </w:r>
       <w:proofErr w:type="spellEnd"/>
       <w:r>
-        <w:rPr>
-          <w:lang w:val="en-US"/>
-        </w:rPr>
         <w:br/>
-        <w:t xml:space="preserve"> └── Navigator</w:t>
-      </w:r>
-      <w:r>
-        <w:rPr>
-          <w:lang w:val="en-US"/>
-        </w:rPr>
+        <w:t xml:space="preserve"> └── </w:t>
+      </w:r>
+      <w:r>
+        <w:rPr>
+          <w:lang w:val="en-US"/>
+        </w:rPr>
+        <w:t>Navigator</w:t>
+      </w:r>
+      <w:r>
         <w:br/>
-        <w:t xml:space="preserve">      └── Theme</w:t>
-      </w:r>
-      <w:r>
-        <w:rPr>
-          <w:lang w:val="en-US"/>
-        </w:rPr>
+        <w:t xml:space="preserve">      └── </w:t>
+      </w:r>
+      <w:r>
+        <w:rPr>
+          <w:lang w:val="en-US"/>
+        </w:rPr>
+        <w:t>Theme</w:t>
+      </w:r>
+      <w:r>
         <w:br/>
         <w:t xml:space="preserve">           └── </w:t>
       </w:r>
@@ -3447,11 +3447,23 @@
       </w:r>
       <w:proofErr w:type="spellEnd"/>
       <w:r>
-        <w:rPr>
-          <w:lang w:val="en-US"/>
-        </w:rPr>
         <w:br/>
-        <w:t xml:space="preserve">                └── Home Page</w:t>
+        <w:t xml:space="preserve">                └── </w:t>
+      </w:r>
+      <w:r>
+        <w:rPr>
+          <w:lang w:val="en-US"/>
+        </w:rPr>
+        <w:t>Home</w:t>
+      </w:r>
+      <w:r>
+        <w:t xml:space="preserve"> </w:t>
+      </w:r>
+      <w:r>
+        <w:rPr>
+          <w:lang w:val="en-US"/>
+        </w:rPr>
+        <w:t>Page</w:t>
       </w:r>
     </w:p>
     <w:p>
@@ -4891,7 +4903,7 @@
     <w:p>
       <w:r>
         <w:pict w14:anchorId="708214EF">
-          <v:rect id="_x0000_i1051" style="width:0;height:1.5pt" o:hralign="center" o:hrstd="t" o:hr="t" fillcolor="#a0a0a0" stroked="f"/>
+          <v:rect id="_x0000_i1040" style="width:0;height:1.5pt" o:hralign="center" o:hrstd="t" o:hr="t" fillcolor="#a0a0a0" stroked="f"/>
         </w:pict>
       </w:r>
     </w:p>
@@ -5113,7 +5125,7 @@
     <w:p>
       <w:r>
         <w:pict w14:anchorId="496A00F2">
-          <v:rect id="_x0000_i1052" style="width:0;height:1.5pt" o:hralign="center" o:hrstd="t" o:hr="t" fillcolor="#a0a0a0" stroked="f"/>
+          <v:rect id="_x0000_i1041" style="width:0;height:1.5pt" o:hralign="center" o:hrstd="t" o:hr="t" fillcolor="#a0a0a0" stroked="f"/>
         </w:pict>
       </w:r>
     </w:p>
@@ -5203,7 +5215,7 @@
     <w:p>
       <w:r>
         <w:pict w14:anchorId="02B321F4">
-          <v:rect id="_x0000_i1053" style="width:0;height:1.5pt" o:hralign="center" o:hrstd="t" o:hr="t" fillcolor="#a0a0a0" stroked="f"/>
+          <v:rect id="_x0000_i1042" style="width:0;height:1.5pt" o:hralign="center" o:hrstd="t" o:hr="t" fillcolor="#a0a0a0" stroked="f"/>
         </w:pict>
       </w:r>
     </w:p>
@@ -5460,7 +5472,7 @@
     <w:p>
       <w:r>
         <w:pict w14:anchorId="2D2A3F8B">
-          <v:rect id="_x0000_i1054" style="width:0;height:1.5pt" o:hralign="center" o:hrstd="t" o:hr="t" fillcolor="#a0a0a0" stroked="f"/>
+          <v:rect id="_x0000_i1043" style="width:0;height:1.5pt" o:hralign="center" o:hrstd="t" o:hr="t" fillcolor="#a0a0a0" stroked="f"/>
         </w:pict>
       </w:r>
     </w:p>
@@ -5679,7 +5691,7 @@
     <w:p>
       <w:r>
         <w:pict w14:anchorId="48D4904A">
-          <v:rect id="_x0000_i1055" style="width:0;height:1.5pt" o:hralign="center" o:hrstd="t" o:hr="t" fillcolor="#a0a0a0" stroked="f"/>
+          <v:rect id="_x0000_i1044" style="width:0;height:1.5pt" o:hralign="center" o:hrstd="t" o:hr="t" fillcolor="#a0a0a0" stroked="f"/>
         </w:pict>
       </w:r>
     </w:p>
@@ -5903,7 +5915,7 @@
     <w:p>
       <w:r>
         <w:pict w14:anchorId="1DB03ABB">
-          <v:rect id="_x0000_i1056" style="width:0;height:1.5pt" o:hralign="center" o:hrstd="t" o:hr="t" fillcolor="#a0a0a0" stroked="f"/>
+          <v:rect id="_x0000_i1045" style="width:0;height:1.5pt" o:hralign="center" o:hrstd="t" o:hr="t" fillcolor="#a0a0a0" stroked="f"/>
         </w:pict>
       </w:r>
     </w:p>
@@ -6122,7 +6134,7 @@
     <w:p>
       <w:r>
         <w:pict w14:anchorId="0CC9D53A">
-          <v:rect id="_x0000_i1057" style="width:0;height:1.5pt" o:hralign="center" o:hrstd="t" o:hr="t" fillcolor="#a0a0a0" stroked="f"/>
+          <v:rect id="_x0000_i1046" style="width:0;height:1.5pt" o:hralign="center" o:hrstd="t" o:hr="t" fillcolor="#a0a0a0" stroked="f"/>
         </w:pict>
       </w:r>
     </w:p>
@@ -6370,7 +6382,7 @@
     <w:p>
       <w:r>
         <w:pict w14:anchorId="3605DBE0">
-          <v:rect id="_x0000_i1058" style="width:0;height:1.5pt" o:hralign="center" o:hrstd="t" o:hr="t" fillcolor="#a0a0a0" stroked="f"/>
+          <v:rect id="_x0000_i1047" style="width:0;height:1.5pt" o:hralign="center" o:hrstd="t" o:hr="t" fillcolor="#a0a0a0" stroked="f"/>
         </w:pict>
       </w:r>
     </w:p>
@@ -6417,7 +6429,7 @@
     <w:p>
       <w:r>
         <w:pict w14:anchorId="19D0F6FF">
-          <v:rect id="_x0000_i1059" style="width:0;height:1.5pt" o:hralign="center" o:hrstd="t" o:hr="t" fillcolor="#a0a0a0" stroked="f"/>
+          <v:rect id="_x0000_i1048" style="width:0;height:1.5pt" o:hralign="center" o:hrstd="t" o:hr="t" fillcolor="#a0a0a0" stroked="f"/>
         </w:pict>
       </w:r>
     </w:p>
@@ -7045,7 +7057,7 @@
     <w:p>
       <w:r>
         <w:pict w14:anchorId="223B78BA">
-          <v:rect id="_x0000_i1069" style="width:0;height:1.5pt" o:hralign="center" o:hrstd="t" o:hr="t" fillcolor="#a0a0a0" stroked="f"/>
+          <v:rect id="_x0000_i1049" style="width:0;height:1.5pt" o:hralign="center" o:hrstd="t" o:hr="t" fillcolor="#a0a0a0" stroked="f"/>
         </w:pict>
       </w:r>
     </w:p>
@@ -7099,7 +7111,7 @@
     <w:p>
       <w:r>
         <w:pict w14:anchorId="5E9338FB">
-          <v:rect id="_x0000_i1070" style="width:0;height:1.5pt" o:hralign="center" o:hrstd="t" o:hr="t" fillcolor="#a0a0a0" stroked="f"/>
+          <v:rect id="_x0000_i1050" style="width:0;height:1.5pt" o:hralign="center" o:hrstd="t" o:hr="t" fillcolor="#a0a0a0" stroked="f"/>
         </w:pict>
       </w:r>
     </w:p>
@@ -7434,7 +7446,7 @@
     <w:p>
       <w:r>
         <w:pict w14:anchorId="50FDE4FA">
-          <v:rect id="_x0000_i1071" style="width:0;height:1.5pt" o:hralign="center" o:hrstd="t" o:hr="t" fillcolor="#a0a0a0" stroked="f"/>
+          <v:rect id="_x0000_i1051" style="width:0;height:1.5pt" o:hralign="center" o:hrstd="t" o:hr="t" fillcolor="#a0a0a0" stroked="f"/>
         </w:pict>
       </w:r>
     </w:p>
@@ -7864,7 +7876,7 @@
     <w:p>
       <w:r>
         <w:pict w14:anchorId="7799BC74">
-          <v:rect id="_x0000_i1075" style="width:0;height:1.5pt" o:hralign="center" o:hrstd="t" o:hr="t" fillcolor="#a0a0a0" stroked="f"/>
+          <v:rect id="_x0000_i1052" style="width:0;height:1.5pt" o:hralign="center" o:hrstd="t" o:hr="t" fillcolor="#a0a0a0" stroked="f"/>
         </w:pict>
       </w:r>
     </w:p>
@@ -8107,7 +8119,7 @@
     <w:p>
       <w:r>
         <w:pict w14:anchorId="5FDFB649">
-          <v:rect id="_x0000_i1076" style="width:0;height:1.5pt" o:hralign="center" o:hrstd="t" o:hr="t" fillcolor="#a0a0a0" stroked="f"/>
+          <v:rect id="_x0000_i1053" style="width:0;height:1.5pt" o:hralign="center" o:hrstd="t" o:hr="t" fillcolor="#a0a0a0" stroked="f"/>
         </w:pict>
       </w:r>
     </w:p>
@@ -8354,44 +8366,84 @@
         <w:t>)</w:t>
       </w:r>
     </w:p>
-    <w:p/>
-    <w:p/>
-    <w:p/>
+    <w:p>
+      <w:pPr>
+        <w:rPr>
+          <w:lang w:val="en-US"/>
+        </w:rPr>
+      </w:pPr>
+    </w:p>
+    <w:p>
+      <w:pPr>
+        <w:rPr>
+          <w:lang w:val="en-US"/>
+        </w:rPr>
+      </w:pPr>
+    </w:p>
+    <w:p>
+      <w:pPr>
+        <w:rPr>
+          <w:lang w:val="en-US"/>
+        </w:rPr>
+      </w:pPr>
+    </w:p>
     <w:p>
       <w:pPr>
         <w:pStyle w:val="3"/>
-      </w:pPr>
-      <w:proofErr w:type="spellStart"/>
-      <w:r>
-        <w:rPr>
-          <w:rStyle w:val="HTML"/>
+        <w:rPr>
+          <w:lang w:val="en-US"/>
+        </w:rPr>
+      </w:pPr>
+      <w:r>
+        <w:rPr>
+          <w:rStyle w:val="HTML"/>
+          <w:lang w:val="en-US"/>
         </w:rPr>
         <w:t>Row</w:t>
       </w:r>
-      <w:proofErr w:type="spellEnd"/>
-      <w:r>
-        <w:t xml:space="preserve"> использует:</w:t>
+      <w:r>
+        <w:rPr>
+          <w:lang w:val="en-US"/>
+        </w:rPr>
+        <w:t xml:space="preserve"> </w:t>
+      </w:r>
+      <w:r>
+        <w:t>использует</w:t>
+      </w:r>
+      <w:r>
+        <w:rPr>
+          <w:lang w:val="en-US"/>
+        </w:rPr>
+        <w:t>:</w:t>
       </w:r>
     </w:p>
     <w:p>
       <w:pPr>
         <w:pStyle w:val="HTML0"/>
+        <w:rPr>
+          <w:lang w:val="en-US"/>
+        </w:rPr>
       </w:pPr>
       <w:proofErr w:type="spellStart"/>
       <w:r>
         <w:rPr>
           <w:rStyle w:val="e"/>
+          <w:lang w:val="en-US"/>
         </w:rPr>
         <w:t>mainAxisAlignment</w:t>
       </w:r>
       <w:proofErr w:type="spellEnd"/>
       <w:r>
+        <w:rPr>
+          <w:lang w:val="en-US"/>
+        </w:rPr>
         <w:br/>
       </w:r>
       <w:proofErr w:type="spellStart"/>
       <w:r>
         <w:rPr>
           <w:rStyle w:val="e"/>
+          <w:lang w:val="en-US"/>
         </w:rPr>
         <w:t>crossAxisAlignment</w:t>
       </w:r>
@@ -8400,49 +8452,73 @@
     <w:p>
       <w:pPr>
         <w:pStyle w:val="3"/>
-      </w:pPr>
-      <w:proofErr w:type="spellStart"/>
-      <w:r>
-        <w:rPr>
-          <w:rStyle w:val="HTML"/>
+        <w:rPr>
+          <w:lang w:val="en-US"/>
+        </w:rPr>
+      </w:pPr>
+      <w:r>
+        <w:rPr>
+          <w:rStyle w:val="HTML"/>
+          <w:lang w:val="en-US"/>
         </w:rPr>
         <w:t>Wrap</w:t>
       </w:r>
-      <w:proofErr w:type="spellEnd"/>
-      <w:r>
-        <w:t xml:space="preserve"> использует:</w:t>
+      <w:r>
+        <w:rPr>
+          <w:lang w:val="en-US"/>
+        </w:rPr>
+        <w:t xml:space="preserve"> </w:t>
+      </w:r>
+      <w:r>
+        <w:t>использует</w:t>
+      </w:r>
+      <w:r>
+        <w:rPr>
+          <w:lang w:val="en-US"/>
+        </w:rPr>
+        <w:t>:</w:t>
       </w:r>
     </w:p>
     <w:p>
       <w:pPr>
         <w:pStyle w:val="HTML0"/>
-      </w:pPr>
-      <w:proofErr w:type="spellStart"/>
+        <w:rPr>
+          <w:lang w:val="en-US"/>
+        </w:rPr>
+      </w:pPr>
       <w:r>
         <w:rPr>
           <w:rStyle w:val="e"/>
+          <w:lang w:val="en-US"/>
         </w:rPr>
         <w:t>alignment</w:t>
       </w:r>
-      <w:proofErr w:type="spellEnd"/>
-      <w:r>
+      <w:r>
+        <w:rPr>
+          <w:lang w:val="en-US"/>
+        </w:rPr>
         <w:br/>
       </w:r>
       <w:proofErr w:type="spellStart"/>
       <w:r>
         <w:rPr>
           <w:rStyle w:val="e"/>
+          <w:lang w:val="en-US"/>
         </w:rPr>
         <w:t>runAlignment</w:t>
       </w:r>
       <w:proofErr w:type="spellEnd"/>
       <w:r>
+        <w:rPr>
+          <w:lang w:val="en-US"/>
+        </w:rPr>
         <w:br/>
       </w:r>
       <w:proofErr w:type="spellStart"/>
       <w:r>
         <w:rPr>
           <w:rStyle w:val="e"/>
+          <w:lang w:val="en-US"/>
         </w:rPr>
         <w:t>crossAxisAlignment</w:t>
       </w:r>
@@ -8451,15 +8527,69 @@
     <w:p>
       <w:pPr>
         <w:pStyle w:val="a3"/>
-      </w:pPr>
-      <w:r>
-        <w:t>Это разные виджеты с разными параметрами.</w:t>
+        <w:rPr>
+          <w:lang w:val="en-US"/>
+        </w:rPr>
+      </w:pPr>
+      <w:r>
+        <w:t>Это</w:t>
+      </w:r>
+      <w:r>
+        <w:rPr>
+          <w:lang w:val="en-US"/>
+        </w:rPr>
+        <w:t xml:space="preserve"> </w:t>
+      </w:r>
+      <w:r>
+        <w:t>разные</w:t>
+      </w:r>
+      <w:r>
+        <w:rPr>
+          <w:lang w:val="en-US"/>
+        </w:rPr>
+        <w:t xml:space="preserve"> </w:t>
+      </w:r>
+      <w:r>
+        <w:t>виджеты</w:t>
+      </w:r>
+      <w:r>
+        <w:rPr>
+          <w:lang w:val="en-US"/>
+        </w:rPr>
+        <w:t xml:space="preserve"> </w:t>
+      </w:r>
+      <w:r>
+        <w:t>с</w:t>
+      </w:r>
+      <w:r>
+        <w:rPr>
+          <w:lang w:val="en-US"/>
+        </w:rPr>
+        <w:t xml:space="preserve"> </w:t>
+      </w:r>
+      <w:r>
+        <w:t>разными</w:t>
+      </w:r>
+      <w:r>
+        <w:rPr>
+          <w:lang w:val="en-US"/>
+        </w:rPr>
+        <w:t xml:space="preserve"> </w:t>
+      </w:r>
+      <w:r>
+        <w:t>параметрами</w:t>
+      </w:r>
+      <w:r>
+        <w:rPr>
+          <w:lang w:val="en-US"/>
+        </w:rPr>
+        <w:t>.</w:t>
       </w:r>
     </w:p>
     <w:p>
       <w:r>
         <w:pict w14:anchorId="0B26975D">
-          <v:rect id="_x0000_i1079" style="width:0;height:1.5pt" o:hralign="center" o:hrstd="t" o:hr="t" fillcolor="#a0a0a0" stroked="f"/>
+          <v:rect id="_x0000_i1054" style="width:0;height:1.5pt" o:hralign="center" o:hrstd="t" o:hr="t" fillcolor="#a0a0a0" stroked="f"/>
         </w:pict>
       </w:r>
     </w:p>
@@ -8593,7 +8723,7 @@
     <w:p>
       <w:r>
         <w:pict w14:anchorId="628980A8">
-          <v:rect id="_x0000_i1080" style="width:0;height:1.5pt" o:hralign="center" o:hrstd="t" o:hr="t" fillcolor="#a0a0a0" stroked="f"/>
+          <v:rect id="_x0000_i1055" style="width:0;height:1.5pt" o:hralign="center" o:hrstd="t" o:hr="t" fillcolor="#a0a0a0" stroked="f"/>
         </w:pict>
       </w:r>
     </w:p>
@@ -8714,7 +8844,7 @@
     <w:p>
       <w:r>
         <w:pict w14:anchorId="50199DDF">
-          <v:rect id="_x0000_i1081" style="width:0;height:1.5pt" o:hralign="center" o:hrstd="t" o:hr="t" fillcolor="#a0a0a0" stroked="f"/>
+          <v:rect id="_x0000_i1056" style="width:0;height:1.5pt" o:hralign="center" o:hrstd="t" o:hr="t" fillcolor="#a0a0a0" stroked="f"/>
         </w:pict>
       </w:r>
     </w:p>
@@ -8909,7 +9039,7 @@
     <w:p>
       <w:r>
         <w:pict w14:anchorId="01CA62FC">
-          <v:rect id="_x0000_i1082" style="width:0;height:1.5pt" o:hralign="center" o:hrstd="t" o:hr="t" fillcolor="#a0a0a0" stroked="f"/>
+          <v:rect id="_x0000_i1057" style="width:0;height:1.5pt" o:hralign="center" o:hrstd="t" o:hr="t" fillcolor="#a0a0a0" stroked="f"/>
         </w:pict>
       </w:r>
     </w:p>
@@ -9156,6 +9286,4011 @@
         </w:tc>
       </w:tr>
     </w:tbl>
+    <w:p/>
+    <w:p/>
+    <w:p/>
+    <w:p>
+      <w:pPr>
+        <w:rPr>
+          <w:rFonts w:ascii="Times New Roman" w:hAnsi="Times New Roman" w:cs="Times New Roman"/>
+          <w:b/>
+          <w:bCs/>
+          <w:color w:val="C00000"/>
+          <w:sz w:val="28"/>
+          <w:szCs w:val="28"/>
+        </w:rPr>
+      </w:pPr>
+      <w:bookmarkStart w:id="0" w:name="ScaffoldMessenger"/>
+      <w:r>
+        <w:rPr>
+          <w:rFonts w:ascii="Times New Roman" w:hAnsi="Times New Roman" w:cs="Times New Roman"/>
+          <w:b/>
+          <w:bCs/>
+          <w:color w:val="C00000"/>
+          <w:sz w:val="28"/>
+          <w:szCs w:val="28"/>
+        </w:rPr>
+        <w:t>Менеджер уведомлений (ScaffoldMessenger)</w:t>
+      </w:r>
+    </w:p>
+    <w:bookmarkEnd w:id="0"/>
+    <w:p>
+      <w:pPr>
+        <w:pStyle w:val="my-2"/>
+        <w:rPr>
+          <w:rFonts w:ascii="Georgia" w:hAnsi="Georgia"/>
+        </w:rPr>
+      </w:pPr>
+      <w:r>
+        <w:rPr>
+          <w:rStyle w:val="HTML"/>
+          <w:sz w:val="21"/>
+          <w:szCs w:val="21"/>
+        </w:rPr>
+        <w:t>ScaffoldMessenger</w:t>
+      </w:r>
+      <w:r>
+        <w:rPr>
+          <w:rFonts w:ascii="Georgia" w:hAnsi="Georgia"/>
+        </w:rPr>
+        <w:t> — это </w:t>
+      </w:r>
+      <w:r>
+        <w:rPr>
+          <w:rStyle w:val="a4"/>
+          <w:rFonts w:ascii="Georgia" w:hAnsi="Georgia"/>
+        </w:rPr>
+        <w:t>менеджер уведомлений</w:t>
+      </w:r>
+      <w:r>
+        <w:rPr>
+          <w:rFonts w:ascii="Georgia" w:hAnsi="Georgia"/>
+        </w:rPr>
+        <w:t xml:space="preserve"> для показа </w:t>
+      </w:r>
+      <w:proofErr w:type="spellStart"/>
+      <w:r>
+        <w:rPr>
+          <w:rFonts w:ascii="Georgia" w:hAnsi="Georgia"/>
+        </w:rPr>
+        <w:t>SnackBar</w:t>
+      </w:r>
+      <w:proofErr w:type="spellEnd"/>
+      <w:r>
+        <w:rPr>
+          <w:rFonts w:ascii="Georgia" w:hAnsi="Georgia"/>
+        </w:rPr>
+        <w:t xml:space="preserve"> и </w:t>
+      </w:r>
+      <w:proofErr w:type="spellStart"/>
+      <w:r>
+        <w:rPr>
+          <w:rFonts w:ascii="Georgia" w:hAnsi="Georgia"/>
+        </w:rPr>
+        <w:t>MaterialBanner</w:t>
+      </w:r>
+      <w:proofErr w:type="spellEnd"/>
+      <w:r>
+        <w:rPr>
+          <w:rFonts w:ascii="Georgia" w:hAnsi="Georgia"/>
+        </w:rPr>
+        <w:t xml:space="preserve"> на экране. Заменил старый </w:t>
+      </w:r>
+      <w:proofErr w:type="spellStart"/>
+      <w:r>
+        <w:rPr>
+          <w:rStyle w:val="HTML"/>
+          <w:sz w:val="21"/>
+          <w:szCs w:val="21"/>
+        </w:rPr>
+        <w:t>Scaffold.of</w:t>
+      </w:r>
+      <w:proofErr w:type="spellEnd"/>
+      <w:r>
+        <w:rPr>
+          <w:rStyle w:val="HTML"/>
+          <w:sz w:val="21"/>
+          <w:szCs w:val="21"/>
+        </w:rPr>
+        <w:t>(</w:t>
+      </w:r>
+      <w:proofErr w:type="spellStart"/>
+      <w:r>
+        <w:rPr>
+          <w:rStyle w:val="HTML"/>
+          <w:sz w:val="21"/>
+          <w:szCs w:val="21"/>
+        </w:rPr>
+        <w:t>context</w:t>
+      </w:r>
+      <w:proofErr w:type="spellEnd"/>
+      <w:proofErr w:type="gramStart"/>
+      <w:r>
+        <w:rPr>
+          <w:rStyle w:val="HTML"/>
+          <w:sz w:val="21"/>
+          <w:szCs w:val="21"/>
+        </w:rPr>
+        <w:t>).</w:t>
+      </w:r>
+      <w:proofErr w:type="spellStart"/>
+      <w:r>
+        <w:rPr>
+          <w:rStyle w:val="HTML"/>
+          <w:sz w:val="21"/>
+          <w:szCs w:val="21"/>
+        </w:rPr>
+        <w:t>showSnackBar</w:t>
+      </w:r>
+      <w:proofErr w:type="spellEnd"/>
+      <w:proofErr w:type="gramEnd"/>
+      <w:r>
+        <w:rPr>
+          <w:rStyle w:val="HTML"/>
+          <w:sz w:val="21"/>
+          <w:szCs w:val="21"/>
+        </w:rPr>
+        <w:t>()</w:t>
+      </w:r>
+      <w:r>
+        <w:rPr>
+          <w:rFonts w:ascii="Georgia" w:hAnsi="Georgia"/>
+        </w:rPr>
+        <w:t>.</w:t>
+      </w:r>
+    </w:p>
+    <w:p>
+      <w:pPr>
+        <w:pStyle w:val="2"/>
+        <w:rPr>
+          <w:rFonts w:ascii="pplxSerif" w:hAnsi="pplxSerif"/>
+        </w:rPr>
+      </w:pPr>
+      <w:r>
+        <w:rPr>
+          <w:rFonts w:ascii="pplxSerif" w:hAnsi="pplxSerif"/>
+        </w:rPr>
+        <w:t xml:space="preserve">1. Простой </w:t>
+      </w:r>
+      <w:proofErr w:type="spellStart"/>
+      <w:r>
+        <w:rPr>
+          <w:rFonts w:ascii="pplxSerif" w:hAnsi="pplxSerif"/>
+        </w:rPr>
+        <w:t>SnackBar</w:t>
+      </w:r>
+      <w:proofErr w:type="spellEnd"/>
+    </w:p>
+    <w:p>
+      <w:pPr>
+        <w:pStyle w:val="HTML0"/>
+      </w:pPr>
+      <w:proofErr w:type="spellStart"/>
+      <w:r>
+        <w:t>dart</w:t>
+      </w:r>
+      <w:proofErr w:type="spellEnd"/>
+    </w:p>
+    <w:p>
+      <w:pPr>
+        <w:pStyle w:val="HTML0"/>
+        <w:rPr>
+          <w:rStyle w:val="HTML"/>
+          <w:rFonts w:ascii="inherit" w:hAnsi="inherit"/>
+          <w:color w:val="4D4D4C"/>
+          <w:lang w:val="en-US"/>
+        </w:rPr>
+      </w:pPr>
+      <w:proofErr w:type="spellStart"/>
+      <w:r>
+        <w:rPr>
+          <w:rStyle w:val="token"/>
+          <w:rFonts w:ascii="inherit" w:hAnsi="inherit"/>
+          <w:color w:val="4271AE"/>
+          <w:lang w:val="en-US"/>
+        </w:rPr>
+        <w:t>ScaffoldMessenger</w:t>
+      </w:r>
+      <w:r>
+        <w:rPr>
+          <w:rStyle w:val="token"/>
+          <w:rFonts w:ascii="inherit" w:hAnsi="inherit"/>
+          <w:color w:val="4D4D4C"/>
+          <w:lang w:val="en-US"/>
+        </w:rPr>
+        <w:t>.of</w:t>
+      </w:r>
+      <w:proofErr w:type="spellEnd"/>
+      <w:r>
+        <w:rPr>
+          <w:rStyle w:val="token"/>
+          <w:rFonts w:ascii="inherit" w:hAnsi="inherit"/>
+          <w:color w:val="4D4D4C"/>
+          <w:lang w:val="en-US"/>
+        </w:rPr>
+        <w:t>(</w:t>
+      </w:r>
+      <w:r>
+        <w:rPr>
+          <w:rStyle w:val="HTML"/>
+          <w:rFonts w:ascii="inherit" w:hAnsi="inherit"/>
+          <w:color w:val="4D4D4C"/>
+          <w:lang w:val="en-US"/>
+        </w:rPr>
+        <w:t>context</w:t>
+      </w:r>
+      <w:proofErr w:type="gramStart"/>
+      <w:r>
+        <w:rPr>
+          <w:rStyle w:val="token"/>
+          <w:rFonts w:ascii="inherit" w:hAnsi="inherit"/>
+          <w:color w:val="4D4D4C"/>
+          <w:lang w:val="en-US"/>
+        </w:rPr>
+        <w:t>).</w:t>
+      </w:r>
+      <w:proofErr w:type="spellStart"/>
+      <w:r>
+        <w:rPr>
+          <w:rStyle w:val="token"/>
+          <w:rFonts w:ascii="inherit" w:hAnsi="inherit"/>
+          <w:color w:val="4D4D4C"/>
+          <w:lang w:val="en-US"/>
+        </w:rPr>
+        <w:t>showSnackBar</w:t>
+      </w:r>
+      <w:proofErr w:type="spellEnd"/>
+      <w:proofErr w:type="gramEnd"/>
+      <w:r>
+        <w:rPr>
+          <w:rStyle w:val="token"/>
+          <w:rFonts w:ascii="inherit" w:hAnsi="inherit"/>
+          <w:color w:val="4D4D4C"/>
+          <w:lang w:val="en-US"/>
+        </w:rPr>
+        <w:t>(</w:t>
+      </w:r>
+    </w:p>
+    <w:p>
+      <w:pPr>
+        <w:pStyle w:val="HTML0"/>
+        <w:rPr>
+          <w:rStyle w:val="HTML"/>
+          <w:rFonts w:ascii="inherit" w:hAnsi="inherit"/>
+          <w:color w:val="4D4D4C"/>
+          <w:lang w:val="en-US"/>
+        </w:rPr>
+      </w:pPr>
+      <w:r>
+        <w:rPr>
+          <w:rStyle w:val="HTML"/>
+          <w:rFonts w:ascii="inherit" w:hAnsi="inherit"/>
+          <w:color w:val="4D4D4C"/>
+          <w:lang w:val="en-US"/>
+        </w:rPr>
+        <w:t xml:space="preserve">  </w:t>
+      </w:r>
+      <w:proofErr w:type="spellStart"/>
+      <w:proofErr w:type="gramStart"/>
+      <w:r>
+        <w:rPr>
+          <w:rStyle w:val="token"/>
+          <w:rFonts w:ascii="inherit" w:hAnsi="inherit"/>
+          <w:color w:val="4271AE"/>
+          <w:lang w:val="en-US"/>
+        </w:rPr>
+        <w:t>SnackBar</w:t>
+      </w:r>
+      <w:proofErr w:type="spellEnd"/>
+      <w:r>
+        <w:rPr>
+          <w:rStyle w:val="token"/>
+          <w:rFonts w:ascii="inherit" w:hAnsi="inherit"/>
+          <w:color w:val="4D4D4C"/>
+          <w:lang w:val="en-US"/>
+        </w:rPr>
+        <w:t>(</w:t>
+      </w:r>
+      <w:proofErr w:type="gramEnd"/>
+    </w:p>
+    <w:p>
+      <w:pPr>
+        <w:pStyle w:val="HTML0"/>
+        <w:rPr>
+          <w:rStyle w:val="HTML"/>
+          <w:rFonts w:ascii="inherit" w:hAnsi="inherit"/>
+          <w:color w:val="4D4D4C"/>
+        </w:rPr>
+      </w:pPr>
+      <w:r>
+        <w:rPr>
+          <w:rStyle w:val="HTML"/>
+          <w:rFonts w:ascii="inherit" w:hAnsi="inherit"/>
+          <w:color w:val="4D4D4C"/>
+          <w:lang w:val="en-US"/>
+        </w:rPr>
+        <w:t xml:space="preserve">    </w:t>
+      </w:r>
+      <w:proofErr w:type="spellStart"/>
+      <w:r>
+        <w:rPr>
+          <w:rStyle w:val="HTML"/>
+          <w:rFonts w:ascii="inherit" w:hAnsi="inherit"/>
+          <w:color w:val="4D4D4C"/>
+        </w:rPr>
+        <w:t>content</w:t>
+      </w:r>
+      <w:proofErr w:type="spellEnd"/>
+      <w:r>
+        <w:rPr>
+          <w:rStyle w:val="token"/>
+          <w:rFonts w:ascii="inherit" w:hAnsi="inherit"/>
+          <w:color w:val="4D4D4C"/>
+        </w:rPr>
+        <w:t>:</w:t>
+      </w:r>
+      <w:r>
+        <w:rPr>
+          <w:rStyle w:val="HTML"/>
+          <w:rFonts w:ascii="inherit" w:hAnsi="inherit"/>
+          <w:color w:val="4D4D4C"/>
+        </w:rPr>
+        <w:t xml:space="preserve"> </w:t>
+      </w:r>
+      <w:r>
+        <w:rPr>
+          <w:rStyle w:val="token"/>
+          <w:rFonts w:ascii="inherit" w:hAnsi="inherit"/>
+          <w:color w:val="4271AE"/>
+        </w:rPr>
+        <w:t>Text</w:t>
+      </w:r>
+      <w:r>
+        <w:rPr>
+          <w:rStyle w:val="token"/>
+          <w:rFonts w:ascii="inherit" w:hAnsi="inherit"/>
+          <w:color w:val="4D4D4C"/>
+        </w:rPr>
+        <w:t>(</w:t>
+      </w:r>
+      <w:r>
+        <w:rPr>
+          <w:rStyle w:val="token"/>
+          <w:rFonts w:ascii="inherit" w:hAnsi="inherit"/>
+          <w:color w:val="718C00"/>
+        </w:rPr>
+        <w:t>'Сообщение'</w:t>
+      </w:r>
+      <w:r>
+        <w:rPr>
+          <w:rStyle w:val="token"/>
+          <w:rFonts w:ascii="inherit" w:hAnsi="inherit"/>
+          <w:color w:val="4D4D4C"/>
+        </w:rPr>
+        <w:t>),</w:t>
+      </w:r>
+    </w:p>
+    <w:p>
+      <w:pPr>
+        <w:pStyle w:val="HTML0"/>
+        <w:rPr>
+          <w:rStyle w:val="HTML"/>
+          <w:rFonts w:ascii="inherit" w:hAnsi="inherit"/>
+          <w:color w:val="4D4D4C"/>
+        </w:rPr>
+      </w:pPr>
+      <w:r>
+        <w:rPr>
+          <w:rStyle w:val="HTML"/>
+          <w:rFonts w:ascii="inherit" w:hAnsi="inherit"/>
+          <w:color w:val="4D4D4C"/>
+        </w:rPr>
+        <w:t xml:space="preserve">  </w:t>
+      </w:r>
+      <w:r>
+        <w:rPr>
+          <w:rStyle w:val="token"/>
+          <w:rFonts w:ascii="inherit" w:hAnsi="inherit"/>
+          <w:color w:val="4D4D4C"/>
+        </w:rPr>
+        <w:t>),</w:t>
+      </w:r>
+    </w:p>
+    <w:p>
+      <w:pPr>
+        <w:pStyle w:val="HTML0"/>
+        <w:rPr>
+          <w:rStyle w:val="HTML"/>
+          <w:rFonts w:ascii="inherit" w:hAnsi="inherit"/>
+          <w:color w:val="4D4D4C"/>
+        </w:rPr>
+      </w:pPr>
+      <w:r>
+        <w:rPr>
+          <w:rStyle w:val="token"/>
+          <w:rFonts w:ascii="inherit" w:hAnsi="inherit"/>
+          <w:color w:val="4D4D4C"/>
+        </w:rPr>
+        <w:t>);</w:t>
+      </w:r>
+    </w:p>
+    <w:p>
+      <w:pPr>
+        <w:pStyle w:val="2"/>
+        <w:rPr>
+          <w:rFonts w:ascii="pplxSerif" w:hAnsi="pplxSerif"/>
+        </w:rPr>
+      </w:pPr>
+      <w:r>
+        <w:rPr>
+          <w:rFonts w:ascii="pplxSerif" w:hAnsi="pplxSerif"/>
+        </w:rPr>
+        <w:t xml:space="preserve">2. </w:t>
+      </w:r>
+      <w:proofErr w:type="spellStart"/>
+      <w:r>
+        <w:rPr>
+          <w:rFonts w:ascii="pplxSerif" w:hAnsi="pplxSerif"/>
+        </w:rPr>
+        <w:t>SnackBar</w:t>
+      </w:r>
+      <w:proofErr w:type="spellEnd"/>
+      <w:r>
+        <w:rPr>
+          <w:rFonts w:ascii="pplxSerif" w:hAnsi="pplxSerif"/>
+        </w:rPr>
+        <w:t xml:space="preserve"> с кнопкой действия</w:t>
+      </w:r>
+    </w:p>
+    <w:p>
+      <w:pPr>
+        <w:pStyle w:val="HTML0"/>
+        <w:rPr>
+          <w:lang w:val="en-US"/>
+        </w:rPr>
+      </w:pPr>
+      <w:r>
+        <w:rPr>
+          <w:lang w:val="en-US"/>
+        </w:rPr>
+        <w:t>dart</w:t>
+      </w:r>
+    </w:p>
+    <w:p>
+      <w:pPr>
+        <w:pStyle w:val="HTML0"/>
+        <w:rPr>
+          <w:rStyle w:val="HTML"/>
+          <w:rFonts w:ascii="inherit" w:hAnsi="inherit"/>
+          <w:color w:val="4D4D4C"/>
+          <w:lang w:val="en-US"/>
+        </w:rPr>
+      </w:pPr>
+      <w:proofErr w:type="spellStart"/>
+      <w:r>
+        <w:rPr>
+          <w:rStyle w:val="token"/>
+          <w:rFonts w:ascii="inherit" w:hAnsi="inherit"/>
+          <w:color w:val="4271AE"/>
+          <w:lang w:val="en-US"/>
+        </w:rPr>
+        <w:t>ScaffoldMessenger</w:t>
+      </w:r>
+      <w:r>
+        <w:rPr>
+          <w:rStyle w:val="token"/>
+          <w:rFonts w:ascii="inherit" w:hAnsi="inherit"/>
+          <w:color w:val="4D4D4C"/>
+          <w:lang w:val="en-US"/>
+        </w:rPr>
+        <w:t>.of</w:t>
+      </w:r>
+      <w:proofErr w:type="spellEnd"/>
+      <w:r>
+        <w:rPr>
+          <w:rStyle w:val="token"/>
+          <w:rFonts w:ascii="inherit" w:hAnsi="inherit"/>
+          <w:color w:val="4D4D4C"/>
+          <w:lang w:val="en-US"/>
+        </w:rPr>
+        <w:t>(</w:t>
+      </w:r>
+      <w:r>
+        <w:rPr>
+          <w:rStyle w:val="HTML"/>
+          <w:rFonts w:ascii="inherit" w:hAnsi="inherit"/>
+          <w:color w:val="4D4D4C"/>
+          <w:lang w:val="en-US"/>
+        </w:rPr>
+        <w:t>context</w:t>
+      </w:r>
+      <w:proofErr w:type="gramStart"/>
+      <w:r>
+        <w:rPr>
+          <w:rStyle w:val="token"/>
+          <w:rFonts w:ascii="inherit" w:hAnsi="inherit"/>
+          <w:color w:val="4D4D4C"/>
+          <w:lang w:val="en-US"/>
+        </w:rPr>
+        <w:t>).</w:t>
+      </w:r>
+      <w:proofErr w:type="spellStart"/>
+      <w:r>
+        <w:rPr>
+          <w:rStyle w:val="token"/>
+          <w:rFonts w:ascii="inherit" w:hAnsi="inherit"/>
+          <w:color w:val="4D4D4C"/>
+          <w:lang w:val="en-US"/>
+        </w:rPr>
+        <w:t>showSnackBar</w:t>
+      </w:r>
+      <w:proofErr w:type="spellEnd"/>
+      <w:proofErr w:type="gramEnd"/>
+      <w:r>
+        <w:rPr>
+          <w:rStyle w:val="token"/>
+          <w:rFonts w:ascii="inherit" w:hAnsi="inherit"/>
+          <w:color w:val="4D4D4C"/>
+          <w:lang w:val="en-US"/>
+        </w:rPr>
+        <w:t>(</w:t>
+      </w:r>
+    </w:p>
+    <w:p>
+      <w:pPr>
+        <w:pStyle w:val="HTML0"/>
+        <w:rPr>
+          <w:rStyle w:val="HTML"/>
+          <w:rFonts w:ascii="inherit" w:hAnsi="inherit"/>
+          <w:color w:val="4D4D4C"/>
+          <w:lang w:val="en-US"/>
+        </w:rPr>
+      </w:pPr>
+      <w:r>
+        <w:rPr>
+          <w:rStyle w:val="HTML"/>
+          <w:rFonts w:ascii="inherit" w:hAnsi="inherit"/>
+          <w:color w:val="4D4D4C"/>
+          <w:lang w:val="en-US"/>
+        </w:rPr>
+        <w:t xml:space="preserve">  </w:t>
+      </w:r>
+      <w:proofErr w:type="spellStart"/>
+      <w:proofErr w:type="gramStart"/>
+      <w:r>
+        <w:rPr>
+          <w:rStyle w:val="token"/>
+          <w:rFonts w:ascii="inherit" w:hAnsi="inherit"/>
+          <w:color w:val="4271AE"/>
+          <w:lang w:val="en-US"/>
+        </w:rPr>
+        <w:t>SnackBar</w:t>
+      </w:r>
+      <w:proofErr w:type="spellEnd"/>
+      <w:r>
+        <w:rPr>
+          <w:rStyle w:val="token"/>
+          <w:rFonts w:ascii="inherit" w:hAnsi="inherit"/>
+          <w:color w:val="4D4D4C"/>
+          <w:lang w:val="en-US"/>
+        </w:rPr>
+        <w:t>(</w:t>
+      </w:r>
+      <w:proofErr w:type="gramEnd"/>
+    </w:p>
+    <w:p>
+      <w:pPr>
+        <w:pStyle w:val="HTML0"/>
+        <w:rPr>
+          <w:rStyle w:val="HTML"/>
+          <w:rFonts w:ascii="inherit" w:hAnsi="inherit"/>
+          <w:color w:val="4D4D4C"/>
+          <w:lang w:val="en-US"/>
+        </w:rPr>
+      </w:pPr>
+      <w:r>
+        <w:rPr>
+          <w:rStyle w:val="HTML"/>
+          <w:rFonts w:ascii="inherit" w:hAnsi="inherit"/>
+          <w:color w:val="4D4D4C"/>
+          <w:lang w:val="en-US"/>
+        </w:rPr>
+        <w:t xml:space="preserve">    content</w:t>
+      </w:r>
+      <w:r>
+        <w:rPr>
+          <w:rStyle w:val="token"/>
+          <w:rFonts w:ascii="inherit" w:hAnsi="inherit"/>
+          <w:color w:val="4D4D4C"/>
+          <w:lang w:val="en-US"/>
+        </w:rPr>
+        <w:t>:</w:t>
+      </w:r>
+      <w:r>
+        <w:rPr>
+          <w:rStyle w:val="HTML"/>
+          <w:rFonts w:ascii="inherit" w:hAnsi="inherit"/>
+          <w:color w:val="4D4D4C"/>
+          <w:lang w:val="en-US"/>
+        </w:rPr>
+        <w:t xml:space="preserve"> </w:t>
+      </w:r>
+      <w:proofErr w:type="gramStart"/>
+      <w:r>
+        <w:rPr>
+          <w:rStyle w:val="token"/>
+          <w:rFonts w:ascii="inherit" w:hAnsi="inherit"/>
+          <w:color w:val="4271AE"/>
+          <w:lang w:val="en-US"/>
+        </w:rPr>
+        <w:t>Text</w:t>
+      </w:r>
+      <w:r>
+        <w:rPr>
+          <w:rStyle w:val="token"/>
+          <w:rFonts w:ascii="inherit" w:hAnsi="inherit"/>
+          <w:color w:val="4D4D4C"/>
+          <w:lang w:val="en-US"/>
+        </w:rPr>
+        <w:t>(</w:t>
+      </w:r>
+      <w:proofErr w:type="gramEnd"/>
+      <w:r>
+        <w:rPr>
+          <w:rStyle w:val="token"/>
+          <w:rFonts w:ascii="inherit" w:hAnsi="inherit"/>
+          <w:color w:val="718C00"/>
+          <w:lang w:val="en-US"/>
+        </w:rPr>
+        <w:t>'</w:t>
+      </w:r>
+      <w:r>
+        <w:rPr>
+          <w:rStyle w:val="token"/>
+          <w:rFonts w:ascii="inherit" w:hAnsi="inherit"/>
+          <w:color w:val="718C00"/>
+        </w:rPr>
+        <w:t>Выбрано</w:t>
+      </w:r>
+      <w:r>
+        <w:rPr>
+          <w:rStyle w:val="token"/>
+          <w:rFonts w:ascii="inherit" w:hAnsi="inherit"/>
+          <w:color w:val="718C00"/>
+          <w:lang w:val="en-US"/>
+        </w:rPr>
+        <w:t xml:space="preserve">: </w:t>
+      </w:r>
+      <w:r>
+        <w:rPr>
+          <w:rStyle w:val="token"/>
+          <w:rFonts w:ascii="inherit" w:hAnsi="inherit"/>
+          <w:color w:val="718C00"/>
+        </w:rPr>
+        <w:t>Да</w:t>
+      </w:r>
+      <w:r>
+        <w:rPr>
+          <w:rStyle w:val="token"/>
+          <w:rFonts w:ascii="inherit" w:hAnsi="inherit"/>
+          <w:color w:val="718C00"/>
+          <w:lang w:val="en-US"/>
+        </w:rPr>
+        <w:t>'</w:t>
+      </w:r>
+      <w:r>
+        <w:rPr>
+          <w:rStyle w:val="token"/>
+          <w:rFonts w:ascii="inherit" w:hAnsi="inherit"/>
+          <w:color w:val="4D4D4C"/>
+          <w:lang w:val="en-US"/>
+        </w:rPr>
+        <w:t>),</w:t>
+      </w:r>
+    </w:p>
+    <w:p>
+      <w:pPr>
+        <w:pStyle w:val="HTML0"/>
+        <w:rPr>
+          <w:rStyle w:val="HTML"/>
+          <w:rFonts w:ascii="inherit" w:hAnsi="inherit"/>
+          <w:color w:val="4D4D4C"/>
+          <w:lang w:val="en-US"/>
+        </w:rPr>
+      </w:pPr>
+      <w:r>
+        <w:rPr>
+          <w:rStyle w:val="HTML"/>
+          <w:rFonts w:ascii="inherit" w:hAnsi="inherit"/>
+          <w:color w:val="4D4D4C"/>
+          <w:lang w:val="en-US"/>
+        </w:rPr>
+        <w:t xml:space="preserve">    action</w:t>
+      </w:r>
+      <w:r>
+        <w:rPr>
+          <w:rStyle w:val="token"/>
+          <w:rFonts w:ascii="inherit" w:hAnsi="inherit"/>
+          <w:color w:val="4D4D4C"/>
+          <w:lang w:val="en-US"/>
+        </w:rPr>
+        <w:t>:</w:t>
+      </w:r>
+      <w:r>
+        <w:rPr>
+          <w:rStyle w:val="HTML"/>
+          <w:rFonts w:ascii="inherit" w:hAnsi="inherit"/>
+          <w:color w:val="4D4D4C"/>
+          <w:lang w:val="en-US"/>
+        </w:rPr>
+        <w:t xml:space="preserve"> </w:t>
+      </w:r>
+      <w:proofErr w:type="spellStart"/>
+      <w:proofErr w:type="gramStart"/>
+      <w:r>
+        <w:rPr>
+          <w:rStyle w:val="token"/>
+          <w:rFonts w:ascii="inherit" w:hAnsi="inherit"/>
+          <w:color w:val="4271AE"/>
+          <w:lang w:val="en-US"/>
+        </w:rPr>
+        <w:t>SnackBarAction</w:t>
+      </w:r>
+      <w:proofErr w:type="spellEnd"/>
+      <w:r>
+        <w:rPr>
+          <w:rStyle w:val="token"/>
+          <w:rFonts w:ascii="inherit" w:hAnsi="inherit"/>
+          <w:color w:val="4D4D4C"/>
+          <w:lang w:val="en-US"/>
+        </w:rPr>
+        <w:t>(</w:t>
+      </w:r>
+      <w:proofErr w:type="gramEnd"/>
+    </w:p>
+    <w:p>
+      <w:pPr>
+        <w:pStyle w:val="HTML0"/>
+        <w:rPr>
+          <w:rStyle w:val="HTML"/>
+          <w:rFonts w:ascii="inherit" w:hAnsi="inherit"/>
+          <w:color w:val="4D4D4C"/>
+          <w:lang w:val="en-US"/>
+        </w:rPr>
+      </w:pPr>
+      <w:r>
+        <w:rPr>
+          <w:rStyle w:val="HTML"/>
+          <w:rFonts w:ascii="inherit" w:hAnsi="inherit"/>
+          <w:color w:val="4D4D4C"/>
+          <w:lang w:val="en-US"/>
+        </w:rPr>
+        <w:t xml:space="preserve">      label</w:t>
+      </w:r>
+      <w:r>
+        <w:rPr>
+          <w:rStyle w:val="token"/>
+          <w:rFonts w:ascii="inherit" w:hAnsi="inherit"/>
+          <w:color w:val="4D4D4C"/>
+          <w:lang w:val="en-US"/>
+        </w:rPr>
+        <w:t>:</w:t>
+      </w:r>
+      <w:r>
+        <w:rPr>
+          <w:rStyle w:val="HTML"/>
+          <w:rFonts w:ascii="inherit" w:hAnsi="inherit"/>
+          <w:color w:val="4D4D4C"/>
+          <w:lang w:val="en-US"/>
+        </w:rPr>
+        <w:t xml:space="preserve"> </w:t>
+      </w:r>
+      <w:r>
+        <w:rPr>
+          <w:rStyle w:val="token"/>
+          <w:rFonts w:ascii="inherit" w:hAnsi="inherit"/>
+          <w:color w:val="718C00"/>
+          <w:lang w:val="en-US"/>
+        </w:rPr>
+        <w:t>'OK'</w:t>
+      </w:r>
+      <w:r>
+        <w:rPr>
+          <w:rStyle w:val="token"/>
+          <w:rFonts w:ascii="inherit" w:hAnsi="inherit"/>
+          <w:color w:val="4D4D4C"/>
+          <w:lang w:val="en-US"/>
+        </w:rPr>
+        <w:t>,</w:t>
+      </w:r>
+    </w:p>
+    <w:p>
+      <w:pPr>
+        <w:pStyle w:val="HTML0"/>
+        <w:rPr>
+          <w:rStyle w:val="HTML"/>
+          <w:rFonts w:ascii="inherit" w:hAnsi="inherit"/>
+          <w:color w:val="4D4D4C"/>
+          <w:lang w:val="en-US"/>
+        </w:rPr>
+      </w:pPr>
+      <w:r>
+        <w:rPr>
+          <w:rStyle w:val="HTML"/>
+          <w:rFonts w:ascii="inherit" w:hAnsi="inherit"/>
+          <w:color w:val="4D4D4C"/>
+          <w:lang w:val="en-US"/>
+        </w:rPr>
+        <w:t xml:space="preserve">      </w:t>
+      </w:r>
+      <w:proofErr w:type="spellStart"/>
+      <w:r>
+        <w:rPr>
+          <w:rStyle w:val="HTML"/>
+          <w:rFonts w:ascii="inherit" w:hAnsi="inherit"/>
+          <w:color w:val="4D4D4C"/>
+          <w:lang w:val="en-US"/>
+        </w:rPr>
+        <w:t>onPressed</w:t>
+      </w:r>
+      <w:proofErr w:type="spellEnd"/>
+      <w:r>
+        <w:rPr>
+          <w:rStyle w:val="token"/>
+          <w:rFonts w:ascii="inherit" w:hAnsi="inherit"/>
+          <w:color w:val="4D4D4C"/>
+          <w:lang w:val="en-US"/>
+        </w:rPr>
+        <w:t>:</w:t>
+      </w:r>
+      <w:r>
+        <w:rPr>
+          <w:rStyle w:val="HTML"/>
+          <w:rFonts w:ascii="inherit" w:hAnsi="inherit"/>
+          <w:color w:val="4D4D4C"/>
+          <w:lang w:val="en-US"/>
+        </w:rPr>
+        <w:t xml:space="preserve"> </w:t>
+      </w:r>
+      <w:r>
+        <w:rPr>
+          <w:rStyle w:val="token"/>
+          <w:rFonts w:ascii="inherit" w:hAnsi="inherit"/>
+          <w:color w:val="4D4D4C"/>
+          <w:lang w:val="en-US"/>
+        </w:rPr>
+        <w:t>()</w:t>
+      </w:r>
+      <w:r>
+        <w:rPr>
+          <w:rStyle w:val="HTML"/>
+          <w:rFonts w:ascii="inherit" w:hAnsi="inherit"/>
+          <w:color w:val="4D4D4C"/>
+          <w:lang w:val="en-US"/>
+        </w:rPr>
+        <w:t xml:space="preserve"> </w:t>
+      </w:r>
+      <w:r>
+        <w:rPr>
+          <w:rStyle w:val="token"/>
+          <w:rFonts w:ascii="inherit" w:hAnsi="inherit"/>
+          <w:color w:val="4D4D4C"/>
+          <w:lang w:val="en-US"/>
+        </w:rPr>
+        <w:t>{</w:t>
+      </w:r>
+    </w:p>
+    <w:p>
+      <w:pPr>
+        <w:pStyle w:val="HTML0"/>
+        <w:rPr>
+          <w:rStyle w:val="HTML"/>
+          <w:rFonts w:ascii="inherit" w:hAnsi="inherit"/>
+          <w:color w:val="4D4D4C"/>
+        </w:rPr>
+      </w:pPr>
+      <w:r>
+        <w:rPr>
+          <w:rStyle w:val="HTML"/>
+          <w:rFonts w:ascii="inherit" w:hAnsi="inherit"/>
+          <w:color w:val="4D4D4C"/>
+          <w:lang w:val="en-US"/>
+        </w:rPr>
+        <w:t xml:space="preserve">        </w:t>
+      </w:r>
+      <w:proofErr w:type="spellStart"/>
+      <w:proofErr w:type="gramStart"/>
+      <w:r>
+        <w:rPr>
+          <w:rStyle w:val="token"/>
+          <w:rFonts w:ascii="inherit" w:hAnsi="inherit"/>
+          <w:color w:val="4D4D4C"/>
+        </w:rPr>
+        <w:t>print</w:t>
+      </w:r>
+      <w:proofErr w:type="spellEnd"/>
+      <w:r>
+        <w:rPr>
+          <w:rStyle w:val="token"/>
+          <w:rFonts w:ascii="inherit" w:hAnsi="inherit"/>
+          <w:color w:val="4D4D4C"/>
+        </w:rPr>
+        <w:t>(</w:t>
+      </w:r>
+      <w:proofErr w:type="gramEnd"/>
+      <w:r>
+        <w:rPr>
+          <w:rStyle w:val="token"/>
+          <w:rFonts w:ascii="inherit" w:hAnsi="inherit"/>
+          <w:color w:val="718C00"/>
+        </w:rPr>
+        <w:t>'Кнопка нажата'</w:t>
+      </w:r>
+      <w:r>
+        <w:rPr>
+          <w:rStyle w:val="token"/>
+          <w:rFonts w:ascii="inherit" w:hAnsi="inherit"/>
+          <w:color w:val="4D4D4C"/>
+        </w:rPr>
+        <w:t>);</w:t>
+      </w:r>
+    </w:p>
+    <w:p>
+      <w:pPr>
+        <w:pStyle w:val="HTML0"/>
+        <w:rPr>
+          <w:rStyle w:val="HTML"/>
+          <w:rFonts w:ascii="inherit" w:hAnsi="inherit"/>
+          <w:color w:val="4D4D4C"/>
+        </w:rPr>
+      </w:pPr>
+      <w:r>
+        <w:rPr>
+          <w:rStyle w:val="HTML"/>
+          <w:rFonts w:ascii="inherit" w:hAnsi="inherit"/>
+          <w:color w:val="4D4D4C"/>
+        </w:rPr>
+        <w:t xml:space="preserve">      </w:t>
+      </w:r>
+      <w:r>
+        <w:rPr>
+          <w:rStyle w:val="token"/>
+          <w:rFonts w:ascii="inherit" w:hAnsi="inherit"/>
+          <w:color w:val="4D4D4C"/>
+        </w:rPr>
+        <w:t>},</w:t>
+      </w:r>
+    </w:p>
+    <w:p>
+      <w:pPr>
+        <w:pStyle w:val="HTML0"/>
+        <w:rPr>
+          <w:rStyle w:val="HTML"/>
+          <w:rFonts w:ascii="inherit" w:hAnsi="inherit"/>
+          <w:color w:val="4D4D4C"/>
+        </w:rPr>
+      </w:pPr>
+      <w:r>
+        <w:rPr>
+          <w:rStyle w:val="HTML"/>
+          <w:rFonts w:ascii="inherit" w:hAnsi="inherit"/>
+          <w:color w:val="4D4D4C"/>
+        </w:rPr>
+        <w:t xml:space="preserve">    </w:t>
+      </w:r>
+      <w:r>
+        <w:rPr>
+          <w:rStyle w:val="token"/>
+          <w:rFonts w:ascii="inherit" w:hAnsi="inherit"/>
+          <w:color w:val="4D4D4C"/>
+        </w:rPr>
+        <w:t>),</w:t>
+      </w:r>
+    </w:p>
+    <w:p>
+      <w:pPr>
+        <w:pStyle w:val="HTML0"/>
+        <w:rPr>
+          <w:rStyle w:val="HTML"/>
+          <w:rFonts w:ascii="inherit" w:hAnsi="inherit"/>
+          <w:color w:val="4D4D4C"/>
+        </w:rPr>
+      </w:pPr>
+      <w:r>
+        <w:rPr>
+          <w:rStyle w:val="HTML"/>
+          <w:rFonts w:ascii="inherit" w:hAnsi="inherit"/>
+          <w:color w:val="4D4D4C"/>
+        </w:rPr>
+        <w:t xml:space="preserve">  </w:t>
+      </w:r>
+      <w:r>
+        <w:rPr>
+          <w:rStyle w:val="token"/>
+          <w:rFonts w:ascii="inherit" w:hAnsi="inherit"/>
+          <w:color w:val="4D4D4C"/>
+        </w:rPr>
+        <w:t>),</w:t>
+      </w:r>
+    </w:p>
+    <w:p>
+      <w:pPr>
+        <w:pStyle w:val="HTML0"/>
+        <w:rPr>
+          <w:rStyle w:val="HTML"/>
+          <w:rFonts w:ascii="inherit" w:hAnsi="inherit"/>
+          <w:color w:val="4D4D4C"/>
+        </w:rPr>
+      </w:pPr>
+      <w:r>
+        <w:rPr>
+          <w:rStyle w:val="token"/>
+          <w:rFonts w:ascii="inherit" w:hAnsi="inherit"/>
+          <w:color w:val="4D4D4C"/>
+        </w:rPr>
+        <w:t>);</w:t>
+      </w:r>
+    </w:p>
+    <w:p>
+      <w:pPr>
+        <w:pStyle w:val="2"/>
+        <w:rPr>
+          <w:rFonts w:ascii="pplxSerif" w:hAnsi="pplxSerif"/>
+        </w:rPr>
+      </w:pPr>
+      <w:r>
+        <w:rPr>
+          <w:rFonts w:ascii="pplxSerif" w:hAnsi="pplxSerif"/>
+        </w:rPr>
+        <w:t>Полный пример в вашем коде</w:t>
+      </w:r>
+    </w:p>
+    <w:p>
+      <w:pPr>
+        <w:pStyle w:val="HTML0"/>
+        <w:rPr>
+          <w:lang w:val="en-US"/>
+        </w:rPr>
+      </w:pPr>
+      <w:r>
+        <w:rPr>
+          <w:lang w:val="en-US"/>
+        </w:rPr>
+        <w:t>dart</w:t>
+      </w:r>
+    </w:p>
+    <w:p>
+      <w:pPr>
+        <w:pStyle w:val="HTML0"/>
+        <w:rPr>
+          <w:rStyle w:val="HTML"/>
+          <w:rFonts w:ascii="inherit" w:hAnsi="inherit"/>
+          <w:color w:val="4D4D4C"/>
+          <w:lang w:val="en-US"/>
+        </w:rPr>
+      </w:pPr>
+      <w:r>
+        <w:rPr>
+          <w:rStyle w:val="token"/>
+          <w:rFonts w:ascii="inherit" w:hAnsi="inherit"/>
+          <w:b/>
+          <w:bCs/>
+          <w:color w:val="8959A8"/>
+          <w:lang w:val="en-US"/>
+        </w:rPr>
+        <w:t>void</w:t>
+      </w:r>
+      <w:r>
+        <w:rPr>
+          <w:rStyle w:val="HTML"/>
+          <w:rFonts w:ascii="inherit" w:hAnsi="inherit"/>
+          <w:color w:val="4D4D4C"/>
+          <w:lang w:val="en-US"/>
+        </w:rPr>
+        <w:t xml:space="preserve"> </w:t>
+      </w:r>
+      <w:r>
+        <w:rPr>
+          <w:rStyle w:val="token"/>
+          <w:rFonts w:ascii="inherit" w:hAnsi="inherit"/>
+          <w:color w:val="4D4D4C"/>
+          <w:lang w:val="en-US"/>
+        </w:rPr>
+        <w:t>_navigateToScreen2()</w:t>
+      </w:r>
+      <w:r>
+        <w:rPr>
+          <w:rStyle w:val="HTML"/>
+          <w:rFonts w:ascii="inherit" w:hAnsi="inherit"/>
+          <w:color w:val="4D4D4C"/>
+          <w:lang w:val="en-US"/>
+        </w:rPr>
+        <w:t xml:space="preserve"> </w:t>
+      </w:r>
+      <w:r>
+        <w:rPr>
+          <w:rStyle w:val="token"/>
+          <w:rFonts w:ascii="inherit" w:hAnsi="inherit"/>
+          <w:b/>
+          <w:bCs/>
+          <w:color w:val="8959A8"/>
+          <w:lang w:val="en-US"/>
+        </w:rPr>
+        <w:t>async</w:t>
+      </w:r>
+      <w:r>
+        <w:rPr>
+          <w:rStyle w:val="HTML"/>
+          <w:rFonts w:ascii="inherit" w:hAnsi="inherit"/>
+          <w:color w:val="4D4D4C"/>
+          <w:lang w:val="en-US"/>
+        </w:rPr>
+        <w:t xml:space="preserve"> </w:t>
+      </w:r>
+      <w:r>
+        <w:rPr>
+          <w:rStyle w:val="token"/>
+          <w:rFonts w:ascii="inherit" w:hAnsi="inherit"/>
+          <w:color w:val="4D4D4C"/>
+          <w:lang w:val="en-US"/>
+        </w:rPr>
+        <w:t>{</w:t>
+      </w:r>
+    </w:p>
+    <w:p>
+      <w:pPr>
+        <w:pStyle w:val="HTML0"/>
+        <w:rPr>
+          <w:rStyle w:val="HTML"/>
+          <w:rFonts w:ascii="inherit" w:hAnsi="inherit"/>
+          <w:color w:val="4D4D4C"/>
+          <w:lang w:val="en-US"/>
+        </w:rPr>
+      </w:pPr>
+      <w:r>
+        <w:rPr>
+          <w:rStyle w:val="HTML"/>
+          <w:rFonts w:ascii="inherit" w:hAnsi="inherit"/>
+          <w:color w:val="4D4D4C"/>
+          <w:lang w:val="en-US"/>
+        </w:rPr>
+        <w:lastRenderedPageBreak/>
+        <w:t xml:space="preserve">  </w:t>
+      </w:r>
+      <w:r>
+        <w:rPr>
+          <w:rStyle w:val="token"/>
+          <w:rFonts w:ascii="inherit" w:hAnsi="inherit"/>
+          <w:b/>
+          <w:bCs/>
+          <w:color w:val="8959A8"/>
+          <w:lang w:val="en-US"/>
+        </w:rPr>
+        <w:t>final</w:t>
+      </w:r>
+      <w:r>
+        <w:rPr>
+          <w:rStyle w:val="HTML"/>
+          <w:rFonts w:ascii="inherit" w:hAnsi="inherit"/>
+          <w:color w:val="4D4D4C"/>
+          <w:lang w:val="en-US"/>
+        </w:rPr>
+        <w:t xml:space="preserve"> result </w:t>
+      </w:r>
+      <w:r>
+        <w:rPr>
+          <w:rStyle w:val="token"/>
+          <w:rFonts w:ascii="inherit" w:hAnsi="inherit"/>
+          <w:color w:val="4D4D4C"/>
+          <w:lang w:val="en-US"/>
+        </w:rPr>
+        <w:t>=</w:t>
+      </w:r>
+      <w:r>
+        <w:rPr>
+          <w:rStyle w:val="HTML"/>
+          <w:rFonts w:ascii="inherit" w:hAnsi="inherit"/>
+          <w:color w:val="4D4D4C"/>
+          <w:lang w:val="en-US"/>
+        </w:rPr>
+        <w:t xml:space="preserve"> </w:t>
+      </w:r>
+      <w:r>
+        <w:rPr>
+          <w:rStyle w:val="token"/>
+          <w:rFonts w:ascii="inherit" w:hAnsi="inherit"/>
+          <w:b/>
+          <w:bCs/>
+          <w:color w:val="8959A8"/>
+          <w:lang w:val="en-US"/>
+        </w:rPr>
+        <w:t>await</w:t>
+      </w:r>
+      <w:r>
+        <w:rPr>
+          <w:rStyle w:val="HTML"/>
+          <w:rFonts w:ascii="inherit" w:hAnsi="inherit"/>
+          <w:color w:val="4D4D4C"/>
+          <w:lang w:val="en-US"/>
+        </w:rPr>
+        <w:t xml:space="preserve"> </w:t>
+      </w:r>
+      <w:proofErr w:type="spellStart"/>
+      <w:r>
+        <w:rPr>
+          <w:rStyle w:val="token"/>
+          <w:rFonts w:ascii="inherit" w:hAnsi="inherit"/>
+          <w:color w:val="4271AE"/>
+          <w:lang w:val="en-US"/>
+        </w:rPr>
+        <w:t>Navigator</w:t>
+      </w:r>
+      <w:r>
+        <w:rPr>
+          <w:rStyle w:val="token"/>
+          <w:rFonts w:ascii="inherit" w:hAnsi="inherit"/>
+          <w:color w:val="4D4D4C"/>
+          <w:lang w:val="en-US"/>
+        </w:rPr>
+        <w:t>.</w:t>
+      </w:r>
+      <w:r>
+        <w:rPr>
+          <w:rStyle w:val="HTML"/>
+          <w:rFonts w:ascii="inherit" w:hAnsi="inherit"/>
+          <w:color w:val="4D4D4C"/>
+          <w:lang w:val="en-US"/>
+        </w:rPr>
+        <w:t>push</w:t>
+      </w:r>
+      <w:proofErr w:type="spellEnd"/>
+      <w:r>
+        <w:rPr>
+          <w:rStyle w:val="token"/>
+          <w:rFonts w:ascii="inherit" w:hAnsi="inherit"/>
+          <w:color w:val="4D4D4C"/>
+          <w:lang w:val="en-US"/>
+        </w:rPr>
+        <w:t>&lt;</w:t>
+      </w:r>
+      <w:r>
+        <w:rPr>
+          <w:rStyle w:val="token"/>
+          <w:rFonts w:ascii="inherit" w:hAnsi="inherit"/>
+          <w:color w:val="4271AE"/>
+          <w:lang w:val="en-US"/>
+        </w:rPr>
+        <w:t>String</w:t>
+      </w:r>
+      <w:proofErr w:type="gramStart"/>
+      <w:r>
+        <w:rPr>
+          <w:rStyle w:val="token"/>
+          <w:rFonts w:ascii="inherit" w:hAnsi="inherit"/>
+          <w:color w:val="4D4D4C"/>
+          <w:lang w:val="en-US"/>
+        </w:rPr>
+        <w:t>&gt;(</w:t>
+      </w:r>
+      <w:proofErr w:type="gramEnd"/>
+    </w:p>
+    <w:p>
+      <w:pPr>
+        <w:pStyle w:val="HTML0"/>
+        <w:rPr>
+          <w:rStyle w:val="HTML"/>
+          <w:rFonts w:ascii="inherit" w:hAnsi="inherit"/>
+          <w:color w:val="4D4D4C"/>
+          <w:lang w:val="en-US"/>
+        </w:rPr>
+      </w:pPr>
+      <w:r>
+        <w:rPr>
+          <w:rStyle w:val="HTML"/>
+          <w:rFonts w:ascii="inherit" w:hAnsi="inherit"/>
+          <w:color w:val="4D4D4C"/>
+          <w:lang w:val="en-US"/>
+        </w:rPr>
+        <w:t xml:space="preserve">    context</w:t>
+      </w:r>
+      <w:r>
+        <w:rPr>
+          <w:rStyle w:val="token"/>
+          <w:rFonts w:ascii="inherit" w:hAnsi="inherit"/>
+          <w:color w:val="4D4D4C"/>
+          <w:lang w:val="en-US"/>
+        </w:rPr>
+        <w:t>,</w:t>
+      </w:r>
+    </w:p>
+    <w:p>
+      <w:pPr>
+        <w:pStyle w:val="HTML0"/>
+        <w:rPr>
+          <w:rStyle w:val="HTML"/>
+          <w:rFonts w:ascii="inherit" w:hAnsi="inherit"/>
+          <w:color w:val="4D4D4C"/>
+          <w:lang w:val="en-US"/>
+        </w:rPr>
+      </w:pPr>
+      <w:r>
+        <w:rPr>
+          <w:rStyle w:val="HTML"/>
+          <w:rFonts w:ascii="inherit" w:hAnsi="inherit"/>
+          <w:color w:val="4D4D4C"/>
+          <w:lang w:val="en-US"/>
+        </w:rPr>
+        <w:t xml:space="preserve">    </w:t>
+      </w:r>
+      <w:proofErr w:type="spellStart"/>
+      <w:proofErr w:type="gramStart"/>
+      <w:r>
+        <w:rPr>
+          <w:rStyle w:val="token"/>
+          <w:rFonts w:ascii="inherit" w:hAnsi="inherit"/>
+          <w:color w:val="4271AE"/>
+          <w:lang w:val="en-US"/>
+        </w:rPr>
+        <w:t>MaterialPageRoute</w:t>
+      </w:r>
+      <w:proofErr w:type="spellEnd"/>
+      <w:r>
+        <w:rPr>
+          <w:rStyle w:val="token"/>
+          <w:rFonts w:ascii="inherit" w:hAnsi="inherit"/>
+          <w:color w:val="4D4D4C"/>
+          <w:lang w:val="en-US"/>
+        </w:rPr>
+        <w:t>(</w:t>
+      </w:r>
+      <w:proofErr w:type="gramEnd"/>
+      <w:r>
+        <w:rPr>
+          <w:rStyle w:val="HTML"/>
+          <w:rFonts w:ascii="inherit" w:hAnsi="inherit"/>
+          <w:color w:val="4D4D4C"/>
+          <w:lang w:val="en-US"/>
+        </w:rPr>
+        <w:t>builder</w:t>
+      </w:r>
+      <w:r>
+        <w:rPr>
+          <w:rStyle w:val="token"/>
+          <w:rFonts w:ascii="inherit" w:hAnsi="inherit"/>
+          <w:color w:val="4D4D4C"/>
+          <w:lang w:val="en-US"/>
+        </w:rPr>
+        <w:t>:</w:t>
+      </w:r>
+      <w:r>
+        <w:rPr>
+          <w:rStyle w:val="HTML"/>
+          <w:rFonts w:ascii="inherit" w:hAnsi="inherit"/>
+          <w:color w:val="4D4D4C"/>
+          <w:lang w:val="en-US"/>
+        </w:rPr>
+        <w:t xml:space="preserve"> </w:t>
+      </w:r>
+      <w:r>
+        <w:rPr>
+          <w:rStyle w:val="token"/>
+          <w:rFonts w:ascii="inherit" w:hAnsi="inherit"/>
+          <w:color w:val="4D4D4C"/>
+          <w:lang w:val="en-US"/>
+        </w:rPr>
+        <w:t>(</w:t>
+      </w:r>
+      <w:r>
+        <w:rPr>
+          <w:rStyle w:val="HTML"/>
+          <w:rFonts w:ascii="inherit" w:hAnsi="inherit"/>
+          <w:color w:val="4D4D4C"/>
+          <w:lang w:val="en-US"/>
+        </w:rPr>
+        <w:t>context</w:t>
+      </w:r>
+      <w:r>
+        <w:rPr>
+          <w:rStyle w:val="token"/>
+          <w:rFonts w:ascii="inherit" w:hAnsi="inherit"/>
+          <w:color w:val="4D4D4C"/>
+          <w:lang w:val="en-US"/>
+        </w:rPr>
+        <w:t>)</w:t>
+      </w:r>
+      <w:r>
+        <w:rPr>
+          <w:rStyle w:val="HTML"/>
+          <w:rFonts w:ascii="inherit" w:hAnsi="inherit"/>
+          <w:color w:val="4D4D4C"/>
+          <w:lang w:val="en-US"/>
+        </w:rPr>
+        <w:t xml:space="preserve"> </w:t>
+      </w:r>
+      <w:r>
+        <w:rPr>
+          <w:rStyle w:val="token"/>
+          <w:rFonts w:ascii="inherit" w:hAnsi="inherit"/>
+          <w:color w:val="4D4D4C"/>
+          <w:lang w:val="en-US"/>
+        </w:rPr>
+        <w:t>=&gt;</w:t>
+      </w:r>
+      <w:r>
+        <w:rPr>
+          <w:rStyle w:val="HTML"/>
+          <w:rFonts w:ascii="inherit" w:hAnsi="inherit"/>
+          <w:color w:val="4D4D4C"/>
+          <w:lang w:val="en-US"/>
+        </w:rPr>
+        <w:t xml:space="preserve"> </w:t>
+      </w:r>
+      <w:r>
+        <w:rPr>
+          <w:rStyle w:val="token"/>
+          <w:rFonts w:ascii="inherit" w:hAnsi="inherit"/>
+          <w:color w:val="4271AE"/>
+          <w:lang w:val="en-US"/>
+        </w:rPr>
+        <w:t>Screen2</w:t>
+      </w:r>
+      <w:r>
+        <w:rPr>
+          <w:rStyle w:val="token"/>
+          <w:rFonts w:ascii="inherit" w:hAnsi="inherit"/>
+          <w:color w:val="4D4D4C"/>
+          <w:lang w:val="en-US"/>
+        </w:rPr>
+        <w:t>()),</w:t>
+      </w:r>
+    </w:p>
+    <w:p>
+      <w:pPr>
+        <w:pStyle w:val="HTML0"/>
+        <w:rPr>
+          <w:rStyle w:val="HTML"/>
+          <w:rFonts w:ascii="inherit" w:hAnsi="inherit"/>
+          <w:color w:val="4D4D4C"/>
+          <w:lang w:val="en-US"/>
+        </w:rPr>
+      </w:pPr>
+      <w:r>
+        <w:rPr>
+          <w:rStyle w:val="HTML"/>
+          <w:rFonts w:ascii="inherit" w:hAnsi="inherit"/>
+          <w:color w:val="4D4D4C"/>
+          <w:lang w:val="en-US"/>
+        </w:rPr>
+        <w:t xml:space="preserve">  </w:t>
+      </w:r>
+      <w:r>
+        <w:rPr>
+          <w:rStyle w:val="token"/>
+          <w:rFonts w:ascii="inherit" w:hAnsi="inherit"/>
+          <w:color w:val="4D4D4C"/>
+          <w:lang w:val="en-US"/>
+        </w:rPr>
+        <w:t>);</w:t>
+      </w:r>
+    </w:p>
+    <w:p>
+      <w:pPr>
+        <w:pStyle w:val="HTML0"/>
+        <w:rPr>
+          <w:rStyle w:val="HTML"/>
+          <w:rFonts w:ascii="inherit" w:hAnsi="inherit"/>
+          <w:color w:val="4D4D4C"/>
+          <w:lang w:val="en-US"/>
+        </w:rPr>
+      </w:pPr>
+      <w:r>
+        <w:rPr>
+          <w:rStyle w:val="HTML"/>
+          <w:rFonts w:ascii="inherit" w:hAnsi="inherit"/>
+          <w:color w:val="4D4D4C"/>
+          <w:lang w:val="en-US"/>
+        </w:rPr>
+        <w:t xml:space="preserve">  </w:t>
+      </w:r>
+    </w:p>
+    <w:p>
+      <w:pPr>
+        <w:pStyle w:val="HTML0"/>
+        <w:rPr>
+          <w:rStyle w:val="HTML"/>
+          <w:rFonts w:ascii="inherit" w:hAnsi="inherit"/>
+          <w:color w:val="4D4D4C"/>
+          <w:lang w:val="en-US"/>
+        </w:rPr>
+      </w:pPr>
+      <w:r>
+        <w:rPr>
+          <w:rStyle w:val="HTML"/>
+          <w:rFonts w:ascii="inherit" w:hAnsi="inherit"/>
+          <w:color w:val="4D4D4C"/>
+          <w:lang w:val="en-US"/>
+        </w:rPr>
+        <w:t xml:space="preserve">  </w:t>
+      </w:r>
+      <w:r>
+        <w:rPr>
+          <w:rStyle w:val="token"/>
+          <w:rFonts w:ascii="inherit" w:hAnsi="inherit"/>
+          <w:b/>
+          <w:bCs/>
+          <w:color w:val="8959A8"/>
+          <w:lang w:val="en-US"/>
+        </w:rPr>
+        <w:t>if</w:t>
+      </w:r>
+      <w:r>
+        <w:rPr>
+          <w:rStyle w:val="HTML"/>
+          <w:rFonts w:ascii="inherit" w:hAnsi="inherit"/>
+          <w:color w:val="4D4D4C"/>
+          <w:lang w:val="en-US"/>
+        </w:rPr>
+        <w:t xml:space="preserve"> </w:t>
+      </w:r>
+      <w:r>
+        <w:rPr>
+          <w:rStyle w:val="token"/>
+          <w:rFonts w:ascii="inherit" w:hAnsi="inherit"/>
+          <w:color w:val="4D4D4C"/>
+          <w:lang w:val="en-US"/>
+        </w:rPr>
+        <w:t>(</w:t>
+      </w:r>
+      <w:proofErr w:type="gramStart"/>
+      <w:r>
+        <w:rPr>
+          <w:rStyle w:val="HTML"/>
+          <w:rFonts w:ascii="inherit" w:hAnsi="inherit"/>
+          <w:color w:val="4D4D4C"/>
+          <w:lang w:val="en-US"/>
+        </w:rPr>
+        <w:t xml:space="preserve">result </w:t>
+      </w:r>
+      <w:r>
+        <w:rPr>
+          <w:rStyle w:val="token"/>
+          <w:rFonts w:ascii="inherit" w:hAnsi="inherit"/>
+          <w:color w:val="4D4D4C"/>
+          <w:lang w:val="en-US"/>
+        </w:rPr>
+        <w:t>!</w:t>
+      </w:r>
+      <w:proofErr w:type="gramEnd"/>
+      <w:r>
+        <w:rPr>
+          <w:rStyle w:val="token"/>
+          <w:rFonts w:ascii="inherit" w:hAnsi="inherit"/>
+          <w:color w:val="4D4D4C"/>
+          <w:lang w:val="en-US"/>
+        </w:rPr>
+        <w:t>=</w:t>
+      </w:r>
+      <w:r>
+        <w:rPr>
+          <w:rStyle w:val="HTML"/>
+          <w:rFonts w:ascii="inherit" w:hAnsi="inherit"/>
+          <w:color w:val="4D4D4C"/>
+          <w:lang w:val="en-US"/>
+        </w:rPr>
+        <w:t xml:space="preserve"> </w:t>
+      </w:r>
+      <w:r>
+        <w:rPr>
+          <w:rStyle w:val="token"/>
+          <w:rFonts w:ascii="inherit" w:hAnsi="inherit"/>
+          <w:b/>
+          <w:bCs/>
+          <w:color w:val="8959A8"/>
+          <w:lang w:val="en-US"/>
+        </w:rPr>
+        <w:t>null</w:t>
+      </w:r>
+      <w:r>
+        <w:rPr>
+          <w:rStyle w:val="token"/>
+          <w:rFonts w:ascii="inherit" w:hAnsi="inherit"/>
+          <w:color w:val="4D4D4C"/>
+          <w:lang w:val="en-US"/>
+        </w:rPr>
+        <w:t>)</w:t>
+      </w:r>
+      <w:r>
+        <w:rPr>
+          <w:rStyle w:val="HTML"/>
+          <w:rFonts w:ascii="inherit" w:hAnsi="inherit"/>
+          <w:color w:val="4D4D4C"/>
+          <w:lang w:val="en-US"/>
+        </w:rPr>
+        <w:t xml:space="preserve"> </w:t>
+      </w:r>
+      <w:r>
+        <w:rPr>
+          <w:rStyle w:val="token"/>
+          <w:rFonts w:ascii="inherit" w:hAnsi="inherit"/>
+          <w:color w:val="4D4D4C"/>
+          <w:lang w:val="en-US"/>
+        </w:rPr>
+        <w:t>{</w:t>
+      </w:r>
+    </w:p>
+    <w:p>
+      <w:pPr>
+        <w:pStyle w:val="HTML0"/>
+        <w:rPr>
+          <w:rStyle w:val="HTML"/>
+          <w:rFonts w:ascii="inherit" w:hAnsi="inherit"/>
+          <w:color w:val="4D4D4C"/>
+          <w:lang w:val="en-US"/>
+        </w:rPr>
+      </w:pPr>
+      <w:r>
+        <w:rPr>
+          <w:rStyle w:val="HTML"/>
+          <w:rFonts w:ascii="inherit" w:hAnsi="inherit"/>
+          <w:color w:val="4D4D4C"/>
+          <w:lang w:val="en-US"/>
+        </w:rPr>
+        <w:t xml:space="preserve">    </w:t>
+      </w:r>
+      <w:proofErr w:type="spellStart"/>
+      <w:r>
+        <w:rPr>
+          <w:rStyle w:val="token"/>
+          <w:rFonts w:ascii="inherit" w:hAnsi="inherit"/>
+          <w:color w:val="4271AE"/>
+          <w:lang w:val="en-US"/>
+        </w:rPr>
+        <w:t>ScaffoldMessenger</w:t>
+      </w:r>
+      <w:r>
+        <w:rPr>
+          <w:rStyle w:val="token"/>
+          <w:rFonts w:ascii="inherit" w:hAnsi="inherit"/>
+          <w:color w:val="4D4D4C"/>
+          <w:lang w:val="en-US"/>
+        </w:rPr>
+        <w:t>.of</w:t>
+      </w:r>
+      <w:proofErr w:type="spellEnd"/>
+      <w:r>
+        <w:rPr>
+          <w:rStyle w:val="token"/>
+          <w:rFonts w:ascii="inherit" w:hAnsi="inherit"/>
+          <w:color w:val="4D4D4C"/>
+          <w:lang w:val="en-US"/>
+        </w:rPr>
+        <w:t>(</w:t>
+      </w:r>
+      <w:r>
+        <w:rPr>
+          <w:rStyle w:val="HTML"/>
+          <w:rFonts w:ascii="inherit" w:hAnsi="inherit"/>
+          <w:color w:val="4D4D4C"/>
+          <w:lang w:val="en-US"/>
+        </w:rPr>
+        <w:t>context</w:t>
+      </w:r>
+      <w:proofErr w:type="gramStart"/>
+      <w:r>
+        <w:rPr>
+          <w:rStyle w:val="token"/>
+          <w:rFonts w:ascii="inherit" w:hAnsi="inherit"/>
+          <w:color w:val="4D4D4C"/>
+          <w:lang w:val="en-US"/>
+        </w:rPr>
+        <w:t>).</w:t>
+      </w:r>
+      <w:proofErr w:type="spellStart"/>
+      <w:r>
+        <w:rPr>
+          <w:rStyle w:val="token"/>
+          <w:rFonts w:ascii="inherit" w:hAnsi="inherit"/>
+          <w:color w:val="4D4D4C"/>
+          <w:lang w:val="en-US"/>
+        </w:rPr>
+        <w:t>showSnackBar</w:t>
+      </w:r>
+      <w:proofErr w:type="spellEnd"/>
+      <w:proofErr w:type="gramEnd"/>
+      <w:r>
+        <w:rPr>
+          <w:rStyle w:val="token"/>
+          <w:rFonts w:ascii="inherit" w:hAnsi="inherit"/>
+          <w:color w:val="4D4D4C"/>
+          <w:lang w:val="en-US"/>
+        </w:rPr>
+        <w:t>(</w:t>
+      </w:r>
+      <w:r>
+        <w:rPr>
+          <w:rStyle w:val="HTML"/>
+          <w:rFonts w:ascii="inherit" w:hAnsi="inherit"/>
+          <w:color w:val="4D4D4C"/>
+          <w:lang w:val="en-US"/>
+        </w:rPr>
+        <w:t xml:space="preserve">  </w:t>
+      </w:r>
+      <w:r>
+        <w:rPr>
+          <w:rStyle w:val="token"/>
+          <w:rFonts w:ascii="inherit" w:hAnsi="inherit"/>
+          <w:i/>
+          <w:iCs/>
+          <w:color w:val="8E908C"/>
+          <w:lang w:val="en-US"/>
+        </w:rPr>
+        <w:t xml:space="preserve">// ← </w:t>
+      </w:r>
+      <w:r>
+        <w:rPr>
+          <w:rStyle w:val="token"/>
+          <w:rFonts w:ascii="inherit" w:hAnsi="inherit"/>
+          <w:i/>
+          <w:iCs/>
+          <w:color w:val="8E908C"/>
+        </w:rPr>
+        <w:t>Вот</w:t>
+      </w:r>
+      <w:r>
+        <w:rPr>
+          <w:rStyle w:val="token"/>
+          <w:rFonts w:ascii="inherit" w:hAnsi="inherit"/>
+          <w:i/>
+          <w:iCs/>
+          <w:color w:val="8E908C"/>
+          <w:lang w:val="en-US"/>
+        </w:rPr>
+        <w:t xml:space="preserve"> </w:t>
+      </w:r>
+      <w:r>
+        <w:rPr>
+          <w:rStyle w:val="token"/>
+          <w:rFonts w:ascii="inherit" w:hAnsi="inherit"/>
+          <w:i/>
+          <w:iCs/>
+          <w:color w:val="8E908C"/>
+        </w:rPr>
+        <w:t>так</w:t>
+      </w:r>
+    </w:p>
+    <w:p>
+      <w:pPr>
+        <w:pStyle w:val="HTML0"/>
+        <w:rPr>
+          <w:rStyle w:val="HTML"/>
+          <w:rFonts w:ascii="inherit" w:hAnsi="inherit"/>
+          <w:color w:val="4D4D4C"/>
+          <w:lang w:val="en-US"/>
+        </w:rPr>
+      </w:pPr>
+      <w:r>
+        <w:rPr>
+          <w:rStyle w:val="HTML"/>
+          <w:rFonts w:ascii="inherit" w:hAnsi="inherit"/>
+          <w:color w:val="4D4D4C"/>
+          <w:lang w:val="en-US"/>
+        </w:rPr>
+        <w:t xml:space="preserve">      </w:t>
+      </w:r>
+      <w:proofErr w:type="spellStart"/>
+      <w:proofErr w:type="gramStart"/>
+      <w:r>
+        <w:rPr>
+          <w:rStyle w:val="token"/>
+          <w:rFonts w:ascii="inherit" w:hAnsi="inherit"/>
+          <w:color w:val="4271AE"/>
+          <w:lang w:val="en-US"/>
+        </w:rPr>
+        <w:t>SnackBar</w:t>
+      </w:r>
+      <w:proofErr w:type="spellEnd"/>
+      <w:r>
+        <w:rPr>
+          <w:rStyle w:val="token"/>
+          <w:rFonts w:ascii="inherit" w:hAnsi="inherit"/>
+          <w:color w:val="4D4D4C"/>
+          <w:lang w:val="en-US"/>
+        </w:rPr>
+        <w:t>(</w:t>
+      </w:r>
+      <w:proofErr w:type="gramEnd"/>
+    </w:p>
+    <w:p>
+      <w:pPr>
+        <w:pStyle w:val="HTML0"/>
+        <w:rPr>
+          <w:rStyle w:val="HTML"/>
+          <w:rFonts w:ascii="inherit" w:hAnsi="inherit"/>
+          <w:color w:val="4D4D4C"/>
+          <w:lang w:val="en-US"/>
+        </w:rPr>
+      </w:pPr>
+      <w:r>
+        <w:rPr>
+          <w:rStyle w:val="HTML"/>
+          <w:rFonts w:ascii="inherit" w:hAnsi="inherit"/>
+          <w:color w:val="4D4D4C"/>
+          <w:lang w:val="en-US"/>
+        </w:rPr>
+        <w:t xml:space="preserve">        content</w:t>
+      </w:r>
+      <w:r>
+        <w:rPr>
+          <w:rStyle w:val="token"/>
+          <w:rFonts w:ascii="inherit" w:hAnsi="inherit"/>
+          <w:color w:val="4D4D4C"/>
+          <w:lang w:val="en-US"/>
+        </w:rPr>
+        <w:t>:</w:t>
+      </w:r>
+      <w:r>
+        <w:rPr>
+          <w:rStyle w:val="HTML"/>
+          <w:rFonts w:ascii="inherit" w:hAnsi="inherit"/>
+          <w:color w:val="4D4D4C"/>
+          <w:lang w:val="en-US"/>
+        </w:rPr>
+        <w:t xml:space="preserve"> </w:t>
+      </w:r>
+      <w:proofErr w:type="gramStart"/>
+      <w:r>
+        <w:rPr>
+          <w:rStyle w:val="token"/>
+          <w:rFonts w:ascii="inherit" w:hAnsi="inherit"/>
+          <w:color w:val="4271AE"/>
+          <w:lang w:val="en-US"/>
+        </w:rPr>
+        <w:t>Text</w:t>
+      </w:r>
+      <w:r>
+        <w:rPr>
+          <w:rStyle w:val="token"/>
+          <w:rFonts w:ascii="inherit" w:hAnsi="inherit"/>
+          <w:color w:val="4D4D4C"/>
+          <w:lang w:val="en-US"/>
+        </w:rPr>
+        <w:t>(</w:t>
+      </w:r>
+      <w:proofErr w:type="gramEnd"/>
+      <w:r>
+        <w:rPr>
+          <w:rStyle w:val="token"/>
+          <w:rFonts w:ascii="inherit" w:hAnsi="inherit"/>
+          <w:color w:val="718C00"/>
+          <w:lang w:val="en-US"/>
+        </w:rPr>
+        <w:t>'</w:t>
+      </w:r>
+      <w:r>
+        <w:rPr>
+          <w:rStyle w:val="token"/>
+          <w:rFonts w:ascii="inherit" w:hAnsi="inherit"/>
+          <w:color w:val="718C00"/>
+        </w:rPr>
+        <w:t>Вы</w:t>
+      </w:r>
+      <w:r>
+        <w:rPr>
+          <w:rStyle w:val="token"/>
+          <w:rFonts w:ascii="inherit" w:hAnsi="inherit"/>
+          <w:color w:val="718C00"/>
+          <w:lang w:val="en-US"/>
+        </w:rPr>
+        <w:t xml:space="preserve"> </w:t>
+      </w:r>
+      <w:r>
+        <w:rPr>
+          <w:rStyle w:val="token"/>
+          <w:rFonts w:ascii="inherit" w:hAnsi="inherit"/>
+          <w:color w:val="718C00"/>
+        </w:rPr>
+        <w:t>выбрали</w:t>
+      </w:r>
+      <w:r>
+        <w:rPr>
+          <w:rStyle w:val="token"/>
+          <w:rFonts w:ascii="inherit" w:hAnsi="inherit"/>
+          <w:color w:val="718C00"/>
+          <w:lang w:val="en-US"/>
+        </w:rPr>
+        <w:t xml:space="preserve">: </w:t>
+      </w:r>
+      <w:r>
+        <w:rPr>
+          <w:rStyle w:val="token"/>
+          <w:rFonts w:ascii="inherit" w:hAnsi="inherit"/>
+          <w:color w:val="4D4D4C"/>
+          <w:lang w:val="en-US"/>
+        </w:rPr>
+        <w:t>$result</w:t>
+      </w:r>
+      <w:r>
+        <w:rPr>
+          <w:rStyle w:val="token"/>
+          <w:rFonts w:ascii="inherit" w:hAnsi="inherit"/>
+          <w:color w:val="718C00"/>
+          <w:lang w:val="en-US"/>
+        </w:rPr>
+        <w:t>'</w:t>
+      </w:r>
+      <w:r>
+        <w:rPr>
+          <w:rStyle w:val="token"/>
+          <w:rFonts w:ascii="inherit" w:hAnsi="inherit"/>
+          <w:color w:val="4D4D4C"/>
+          <w:lang w:val="en-US"/>
+        </w:rPr>
+        <w:t>),</w:t>
+      </w:r>
+    </w:p>
+    <w:p>
+      <w:pPr>
+        <w:pStyle w:val="HTML0"/>
+        <w:rPr>
+          <w:rStyle w:val="HTML"/>
+          <w:rFonts w:ascii="inherit" w:hAnsi="inherit"/>
+          <w:color w:val="4D4D4C"/>
+        </w:rPr>
+      </w:pPr>
+      <w:r>
+        <w:rPr>
+          <w:rStyle w:val="HTML"/>
+          <w:rFonts w:ascii="inherit" w:hAnsi="inherit"/>
+          <w:color w:val="4D4D4C"/>
+          <w:lang w:val="en-US"/>
+        </w:rPr>
+        <w:t xml:space="preserve">        </w:t>
+      </w:r>
+      <w:proofErr w:type="spellStart"/>
+      <w:r>
+        <w:rPr>
+          <w:rStyle w:val="HTML"/>
+          <w:rFonts w:ascii="inherit" w:hAnsi="inherit"/>
+          <w:color w:val="4D4D4C"/>
+        </w:rPr>
+        <w:t>duration</w:t>
+      </w:r>
+      <w:proofErr w:type="spellEnd"/>
+      <w:r>
+        <w:rPr>
+          <w:rStyle w:val="token"/>
+          <w:rFonts w:ascii="inherit" w:hAnsi="inherit"/>
+          <w:color w:val="4D4D4C"/>
+        </w:rPr>
+        <w:t>:</w:t>
+      </w:r>
+      <w:r>
+        <w:rPr>
+          <w:rStyle w:val="HTML"/>
+          <w:rFonts w:ascii="inherit" w:hAnsi="inherit"/>
+          <w:color w:val="4D4D4C"/>
+        </w:rPr>
+        <w:t xml:space="preserve"> </w:t>
+      </w:r>
+      <w:proofErr w:type="spellStart"/>
+      <w:proofErr w:type="gramStart"/>
+      <w:r>
+        <w:rPr>
+          <w:rStyle w:val="token"/>
+          <w:rFonts w:ascii="inherit" w:hAnsi="inherit"/>
+          <w:color w:val="4271AE"/>
+        </w:rPr>
+        <w:t>Duration</w:t>
+      </w:r>
+      <w:proofErr w:type="spellEnd"/>
+      <w:r>
+        <w:rPr>
+          <w:rStyle w:val="token"/>
+          <w:rFonts w:ascii="inherit" w:hAnsi="inherit"/>
+          <w:color w:val="4D4D4C"/>
+        </w:rPr>
+        <w:t>(</w:t>
+      </w:r>
+      <w:proofErr w:type="spellStart"/>
+      <w:proofErr w:type="gramEnd"/>
+      <w:r>
+        <w:rPr>
+          <w:rStyle w:val="HTML"/>
+          <w:rFonts w:ascii="inherit" w:hAnsi="inherit"/>
+          <w:color w:val="4D4D4C"/>
+        </w:rPr>
+        <w:t>seconds</w:t>
+      </w:r>
+      <w:proofErr w:type="spellEnd"/>
+      <w:r>
+        <w:rPr>
+          <w:rStyle w:val="token"/>
+          <w:rFonts w:ascii="inherit" w:hAnsi="inherit"/>
+          <w:color w:val="4D4D4C"/>
+        </w:rPr>
+        <w:t>:</w:t>
+      </w:r>
+      <w:r>
+        <w:rPr>
+          <w:rStyle w:val="HTML"/>
+          <w:rFonts w:ascii="inherit" w:hAnsi="inherit"/>
+          <w:color w:val="4D4D4C"/>
+        </w:rPr>
+        <w:t xml:space="preserve"> </w:t>
+      </w:r>
+      <w:r>
+        <w:rPr>
+          <w:rStyle w:val="token"/>
+          <w:rFonts w:ascii="inherit" w:hAnsi="inherit"/>
+          <w:color w:val="F5871F"/>
+        </w:rPr>
+        <w:t>2</w:t>
+      </w:r>
+      <w:r>
+        <w:rPr>
+          <w:rStyle w:val="token"/>
+          <w:rFonts w:ascii="inherit" w:hAnsi="inherit"/>
+          <w:color w:val="4D4D4C"/>
+        </w:rPr>
+        <w:t>),</w:t>
+      </w:r>
+    </w:p>
+    <w:p>
+      <w:pPr>
+        <w:pStyle w:val="HTML0"/>
+        <w:rPr>
+          <w:rStyle w:val="HTML"/>
+          <w:rFonts w:ascii="inherit" w:hAnsi="inherit"/>
+          <w:color w:val="4D4D4C"/>
+        </w:rPr>
+      </w:pPr>
+      <w:r>
+        <w:rPr>
+          <w:rStyle w:val="HTML"/>
+          <w:rFonts w:ascii="inherit" w:hAnsi="inherit"/>
+          <w:color w:val="4D4D4C"/>
+        </w:rPr>
+        <w:t xml:space="preserve">      </w:t>
+      </w:r>
+      <w:r>
+        <w:rPr>
+          <w:rStyle w:val="token"/>
+          <w:rFonts w:ascii="inherit" w:hAnsi="inherit"/>
+          <w:color w:val="4D4D4C"/>
+        </w:rPr>
+        <w:t>),</w:t>
+      </w:r>
+    </w:p>
+    <w:p>
+      <w:pPr>
+        <w:pStyle w:val="HTML0"/>
+        <w:rPr>
+          <w:rStyle w:val="HTML"/>
+          <w:rFonts w:ascii="inherit" w:hAnsi="inherit"/>
+          <w:color w:val="4D4D4C"/>
+        </w:rPr>
+      </w:pPr>
+      <w:r>
+        <w:rPr>
+          <w:rStyle w:val="HTML"/>
+          <w:rFonts w:ascii="inherit" w:hAnsi="inherit"/>
+          <w:color w:val="4D4D4C"/>
+        </w:rPr>
+        <w:t xml:space="preserve">    </w:t>
+      </w:r>
+      <w:r>
+        <w:rPr>
+          <w:rStyle w:val="token"/>
+          <w:rFonts w:ascii="inherit" w:hAnsi="inherit"/>
+          <w:color w:val="4D4D4C"/>
+        </w:rPr>
+        <w:t>);</w:t>
+      </w:r>
+    </w:p>
+    <w:p>
+      <w:pPr>
+        <w:pStyle w:val="HTML0"/>
+        <w:rPr>
+          <w:rStyle w:val="HTML"/>
+          <w:rFonts w:ascii="inherit" w:hAnsi="inherit"/>
+          <w:color w:val="4D4D4C"/>
+        </w:rPr>
+      </w:pPr>
+      <w:r>
+        <w:rPr>
+          <w:rStyle w:val="HTML"/>
+          <w:rFonts w:ascii="inherit" w:hAnsi="inherit"/>
+          <w:color w:val="4D4D4C"/>
+        </w:rPr>
+        <w:t xml:space="preserve">  </w:t>
+      </w:r>
+      <w:r>
+        <w:rPr>
+          <w:rStyle w:val="token"/>
+          <w:rFonts w:ascii="inherit" w:hAnsi="inherit"/>
+          <w:color w:val="4D4D4C"/>
+        </w:rPr>
+        <w:t>}</w:t>
+      </w:r>
+    </w:p>
+    <w:p>
+      <w:pPr>
+        <w:pStyle w:val="HTML0"/>
+        <w:rPr>
+          <w:rStyle w:val="HTML"/>
+          <w:rFonts w:ascii="inherit" w:hAnsi="inherit"/>
+          <w:color w:val="4D4D4C"/>
+        </w:rPr>
+      </w:pPr>
+      <w:r>
+        <w:rPr>
+          <w:rStyle w:val="token"/>
+          <w:rFonts w:ascii="inherit" w:hAnsi="inherit"/>
+          <w:color w:val="4D4D4C"/>
+        </w:rPr>
+        <w:t>}</w:t>
+      </w:r>
+    </w:p>
+    <w:p>
+      <w:pPr>
+        <w:pStyle w:val="2"/>
+        <w:rPr>
+          <w:rFonts w:ascii="pplxSerif" w:hAnsi="pplxSerif"/>
+        </w:rPr>
+      </w:pPr>
+      <w:r>
+        <w:rPr>
+          <w:rFonts w:ascii="pplxSerif" w:hAnsi="pplxSerif"/>
+        </w:rPr>
+        <w:t>Основные методы</w:t>
+      </w:r>
+    </w:p>
+    <w:tbl>
+      <w:tblPr>
+        <w:tblW w:w="10770" w:type="dxa"/>
+        <w:tblCellSpacing w:w="15" w:type="dxa"/>
+        <w:tblInd w:w="-1137" w:type="dxa"/>
+        <w:tblBorders>
+          <w:top w:val="single" w:sz="2" w:space="0" w:color="auto"/>
+          <w:left w:val="single" w:sz="2" w:space="0" w:color="auto"/>
+          <w:bottom w:val="single" w:sz="2" w:space="0" w:color="auto"/>
+          <w:right w:val="single" w:sz="2" w:space="0" w:color="auto"/>
+        </w:tblBorders>
+        <w:tblCellMar>
+          <w:top w:w="15" w:type="dxa"/>
+          <w:left w:w="15" w:type="dxa"/>
+          <w:bottom w:w="15" w:type="dxa"/>
+          <w:right w:w="15" w:type="dxa"/>
+        </w:tblCellMar>
+        <w:tblLook w:val="04A0" w:firstRow="1" w:lastRow="0" w:firstColumn="1" w:lastColumn="0" w:noHBand="0" w:noVBand="1"/>
+      </w:tblPr>
+      <w:tblGrid>
+        <w:gridCol w:w="5308"/>
+        <w:gridCol w:w="5462"/>
+      </w:tblGrid>
+      <w:tr>
+        <w:trPr>
+          <w:tblHeader/>
+          <w:tblCellSpacing w:w="15" w:type="dxa"/>
+        </w:trPr>
+        <w:tc>
+          <w:tcPr>
+            <w:tcW w:w="0" w:type="auto"/>
+            <w:tcBorders>
+              <w:top w:val="single" w:sz="2" w:space="0" w:color="auto"/>
+              <w:left w:val="single" w:sz="2" w:space="0" w:color="auto"/>
+              <w:bottom w:val="single" w:sz="6" w:space="0" w:color="auto"/>
+              <w:right w:val="single" w:sz="6" w:space="0" w:color="auto"/>
+            </w:tcBorders>
+            <w:tcMar>
+              <w:top w:w="120" w:type="dxa"/>
+              <w:left w:w="120" w:type="dxa"/>
+              <w:bottom w:w="120" w:type="dxa"/>
+              <w:right w:w="120" w:type="dxa"/>
+            </w:tcMar>
+            <w:vAlign w:val="bottom"/>
+            <w:hideMark/>
+          </w:tcPr>
+          <w:p>
+            <w:pPr>
+              <w:rPr>
+                <w:rFonts w:ascii="Segoe UI" w:hAnsi="Segoe UI" w:cs="Segoe UI"/>
+                <w:b/>
+                <w:bCs/>
+                <w:spacing w:val="-6"/>
+              </w:rPr>
+            </w:pPr>
+            <w:r>
+              <w:rPr>
+                <w:rFonts w:ascii="Segoe UI" w:hAnsi="Segoe UI" w:cs="Segoe UI"/>
+                <w:b/>
+                <w:bCs/>
+                <w:spacing w:val="-6"/>
+              </w:rPr>
+              <w:t>Метод</w:t>
+            </w:r>
+          </w:p>
+        </w:tc>
+        <w:tc>
+          <w:tcPr>
+            <w:tcW w:w="0" w:type="auto"/>
+            <w:tcBorders>
+              <w:top w:val="single" w:sz="2" w:space="0" w:color="auto"/>
+              <w:left w:val="single" w:sz="2" w:space="0" w:color="auto"/>
+              <w:bottom w:val="single" w:sz="6" w:space="0" w:color="auto"/>
+              <w:right w:val="single" w:sz="2" w:space="0" w:color="auto"/>
+            </w:tcBorders>
+            <w:tcMar>
+              <w:top w:w="120" w:type="dxa"/>
+              <w:left w:w="120" w:type="dxa"/>
+              <w:bottom w:w="120" w:type="dxa"/>
+              <w:right w:w="120" w:type="dxa"/>
+            </w:tcMar>
+            <w:vAlign w:val="bottom"/>
+            <w:hideMark/>
+          </w:tcPr>
+          <w:p>
+            <w:pPr>
+              <w:rPr>
+                <w:rFonts w:ascii="Segoe UI" w:hAnsi="Segoe UI" w:cs="Segoe UI"/>
+                <w:b/>
+                <w:bCs/>
+                <w:spacing w:val="-6"/>
+              </w:rPr>
+            </w:pPr>
+            <w:r>
+              <w:rPr>
+                <w:rFonts w:ascii="Segoe UI" w:hAnsi="Segoe UI" w:cs="Segoe UI"/>
+                <w:b/>
+                <w:bCs/>
+                <w:spacing w:val="-6"/>
+              </w:rPr>
+              <w:t>Что делает</w:t>
+            </w:r>
+          </w:p>
+        </w:tc>
+      </w:tr>
+      <w:tr>
+        <w:trPr>
+          <w:tblCellSpacing w:w="15" w:type="dxa"/>
+        </w:trPr>
+        <w:tc>
+          <w:tcPr>
+            <w:tcW w:w="0" w:type="auto"/>
+            <w:tcBorders>
+              <w:top w:val="single" w:sz="2" w:space="0" w:color="auto"/>
+              <w:left w:val="single" w:sz="2" w:space="0" w:color="auto"/>
+              <w:bottom w:val="single" w:sz="6" w:space="0" w:color="auto"/>
+              <w:right w:val="single" w:sz="6" w:space="0" w:color="auto"/>
+            </w:tcBorders>
+            <w:tcMar>
+              <w:top w:w="137" w:type="dxa"/>
+              <w:left w:w="120" w:type="dxa"/>
+              <w:bottom w:w="137" w:type="dxa"/>
+              <w:right w:w="120" w:type="dxa"/>
+            </w:tcMar>
+            <w:vAlign w:val="bottom"/>
+            <w:hideMark/>
+          </w:tcPr>
+          <w:p>
+            <w:pPr>
+              <w:rPr>
+                <w:rFonts w:ascii="Segoe UI" w:hAnsi="Segoe UI" w:cs="Segoe UI"/>
+                <w:spacing w:val="-6"/>
+              </w:rPr>
+            </w:pPr>
+            <w:proofErr w:type="spellStart"/>
+            <w:r>
+              <w:rPr>
+                <w:rStyle w:val="HTML"/>
+                <w:rFonts w:eastAsiaTheme="minorHAnsi"/>
+                <w:sz w:val="21"/>
+                <w:szCs w:val="21"/>
+              </w:rPr>
+              <w:t>showSnackBar</w:t>
+            </w:r>
+            <w:proofErr w:type="spellEnd"/>
+            <w:r>
+              <w:rPr>
+                <w:rStyle w:val="HTML"/>
+                <w:rFonts w:eastAsiaTheme="minorHAnsi"/>
+                <w:sz w:val="21"/>
+                <w:szCs w:val="21"/>
+              </w:rPr>
+              <w:t>(</w:t>
+            </w:r>
+            <w:proofErr w:type="spellStart"/>
+            <w:r>
+              <w:rPr>
+                <w:rStyle w:val="HTML"/>
+                <w:rFonts w:eastAsiaTheme="minorHAnsi"/>
+                <w:sz w:val="21"/>
+                <w:szCs w:val="21"/>
+              </w:rPr>
+              <w:t>snackBar</w:t>
+            </w:r>
+            <w:proofErr w:type="spellEnd"/>
+            <w:r>
+              <w:rPr>
+                <w:rStyle w:val="HTML"/>
+                <w:rFonts w:eastAsiaTheme="minorHAnsi"/>
+                <w:sz w:val="21"/>
+                <w:szCs w:val="21"/>
+              </w:rPr>
+              <w:t>)</w:t>
+            </w:r>
+          </w:p>
+        </w:tc>
+        <w:tc>
+          <w:tcPr>
+            <w:tcW w:w="0" w:type="auto"/>
+            <w:tcBorders>
+              <w:top w:val="single" w:sz="2" w:space="0" w:color="auto"/>
+              <w:left w:val="single" w:sz="2" w:space="0" w:color="auto"/>
+              <w:bottom w:val="single" w:sz="6" w:space="0" w:color="auto"/>
+              <w:right w:val="single" w:sz="2" w:space="0" w:color="auto"/>
+            </w:tcBorders>
+            <w:tcMar>
+              <w:top w:w="137" w:type="dxa"/>
+              <w:left w:w="120" w:type="dxa"/>
+              <w:bottom w:w="137" w:type="dxa"/>
+              <w:right w:w="120" w:type="dxa"/>
+            </w:tcMar>
+            <w:vAlign w:val="bottom"/>
+            <w:hideMark/>
+          </w:tcPr>
+          <w:p>
+            <w:pPr>
+              <w:rPr>
+                <w:rFonts w:ascii="Segoe UI" w:hAnsi="Segoe UI" w:cs="Segoe UI"/>
+                <w:spacing w:val="-6"/>
+              </w:rPr>
+            </w:pPr>
+            <w:r>
+              <w:rPr>
+                <w:rFonts w:ascii="Segoe UI" w:hAnsi="Segoe UI" w:cs="Segoe UI"/>
+                <w:spacing w:val="-6"/>
+              </w:rPr>
+              <w:t>Показать уведомление снизу</w:t>
+            </w:r>
+          </w:p>
+        </w:tc>
+      </w:tr>
+      <w:tr>
+        <w:trPr>
+          <w:tblCellSpacing w:w="15" w:type="dxa"/>
+        </w:trPr>
+        <w:tc>
+          <w:tcPr>
+            <w:tcW w:w="0" w:type="auto"/>
+            <w:tcBorders>
+              <w:top w:val="single" w:sz="2" w:space="0" w:color="auto"/>
+              <w:left w:val="single" w:sz="2" w:space="0" w:color="auto"/>
+              <w:bottom w:val="single" w:sz="6" w:space="0" w:color="auto"/>
+              <w:right w:val="single" w:sz="6" w:space="0" w:color="auto"/>
+            </w:tcBorders>
+            <w:tcMar>
+              <w:top w:w="137" w:type="dxa"/>
+              <w:left w:w="120" w:type="dxa"/>
+              <w:bottom w:w="137" w:type="dxa"/>
+              <w:right w:w="120" w:type="dxa"/>
+            </w:tcMar>
+            <w:vAlign w:val="bottom"/>
+            <w:hideMark/>
+          </w:tcPr>
+          <w:p>
+            <w:pPr>
+              <w:rPr>
+                <w:rFonts w:ascii="Segoe UI" w:hAnsi="Segoe UI" w:cs="Segoe UI"/>
+                <w:spacing w:val="-6"/>
+              </w:rPr>
+            </w:pPr>
+            <w:proofErr w:type="spellStart"/>
+            <w:proofErr w:type="gramStart"/>
+            <w:r>
+              <w:rPr>
+                <w:rStyle w:val="HTML"/>
+                <w:rFonts w:eastAsiaTheme="minorHAnsi"/>
+                <w:sz w:val="21"/>
+                <w:szCs w:val="21"/>
+              </w:rPr>
+              <w:t>hideCurrentSnackBar</w:t>
+            </w:r>
+            <w:proofErr w:type="spellEnd"/>
+            <w:r>
+              <w:rPr>
+                <w:rStyle w:val="HTML"/>
+                <w:rFonts w:eastAsiaTheme="minorHAnsi"/>
+                <w:sz w:val="21"/>
+                <w:szCs w:val="21"/>
+              </w:rPr>
+              <w:t>(</w:t>
+            </w:r>
+            <w:proofErr w:type="gramEnd"/>
+            <w:r>
+              <w:rPr>
+                <w:rStyle w:val="HTML"/>
+                <w:rFonts w:eastAsiaTheme="minorHAnsi"/>
+                <w:sz w:val="21"/>
+                <w:szCs w:val="21"/>
+              </w:rPr>
+              <w:t>)</w:t>
+            </w:r>
+          </w:p>
+        </w:tc>
+        <w:tc>
+          <w:tcPr>
+            <w:tcW w:w="0" w:type="auto"/>
+            <w:tcBorders>
+              <w:top w:val="single" w:sz="2" w:space="0" w:color="auto"/>
+              <w:left w:val="single" w:sz="2" w:space="0" w:color="auto"/>
+              <w:bottom w:val="single" w:sz="6" w:space="0" w:color="auto"/>
+              <w:right w:val="single" w:sz="2" w:space="0" w:color="auto"/>
+            </w:tcBorders>
+            <w:tcMar>
+              <w:top w:w="137" w:type="dxa"/>
+              <w:left w:w="120" w:type="dxa"/>
+              <w:bottom w:w="137" w:type="dxa"/>
+              <w:right w:w="120" w:type="dxa"/>
+            </w:tcMar>
+            <w:vAlign w:val="bottom"/>
+            <w:hideMark/>
+          </w:tcPr>
+          <w:p>
+            <w:pPr>
+              <w:rPr>
+                <w:rFonts w:ascii="Segoe UI" w:hAnsi="Segoe UI" w:cs="Segoe UI"/>
+                <w:spacing w:val="-6"/>
+              </w:rPr>
+            </w:pPr>
+            <w:r>
+              <w:rPr>
+                <w:rFonts w:ascii="Segoe UI" w:hAnsi="Segoe UI" w:cs="Segoe UI"/>
+                <w:spacing w:val="-6"/>
+              </w:rPr>
+              <w:t>Скрыть текущее уведомление</w:t>
+            </w:r>
+          </w:p>
+        </w:tc>
+      </w:tr>
+      <w:tr>
+        <w:trPr>
+          <w:tblCellSpacing w:w="15" w:type="dxa"/>
+        </w:trPr>
+        <w:tc>
+          <w:tcPr>
+            <w:tcW w:w="0" w:type="auto"/>
+            <w:tcBorders>
+              <w:top w:val="single" w:sz="2" w:space="0" w:color="auto"/>
+              <w:left w:val="single" w:sz="2" w:space="0" w:color="auto"/>
+              <w:bottom w:val="single" w:sz="6" w:space="0" w:color="auto"/>
+              <w:right w:val="single" w:sz="6" w:space="0" w:color="auto"/>
+            </w:tcBorders>
+            <w:tcMar>
+              <w:top w:w="137" w:type="dxa"/>
+              <w:left w:w="120" w:type="dxa"/>
+              <w:bottom w:w="137" w:type="dxa"/>
+              <w:right w:w="120" w:type="dxa"/>
+            </w:tcMar>
+            <w:vAlign w:val="bottom"/>
+            <w:hideMark/>
+          </w:tcPr>
+          <w:p>
+            <w:pPr>
+              <w:rPr>
+                <w:rFonts w:ascii="Segoe UI" w:hAnsi="Segoe UI" w:cs="Segoe UI"/>
+                <w:spacing w:val="-6"/>
+              </w:rPr>
+            </w:pPr>
+            <w:proofErr w:type="spellStart"/>
+            <w:proofErr w:type="gramStart"/>
+            <w:r>
+              <w:rPr>
+                <w:rStyle w:val="HTML"/>
+                <w:rFonts w:eastAsiaTheme="minorHAnsi"/>
+                <w:sz w:val="21"/>
+                <w:szCs w:val="21"/>
+              </w:rPr>
+              <w:t>clearSnackBars</w:t>
+            </w:r>
+            <w:proofErr w:type="spellEnd"/>
+            <w:r>
+              <w:rPr>
+                <w:rStyle w:val="HTML"/>
+                <w:rFonts w:eastAsiaTheme="minorHAnsi"/>
+                <w:sz w:val="21"/>
+                <w:szCs w:val="21"/>
+              </w:rPr>
+              <w:t>(</w:t>
+            </w:r>
+            <w:proofErr w:type="gramEnd"/>
+            <w:r>
+              <w:rPr>
+                <w:rStyle w:val="HTML"/>
+                <w:rFonts w:eastAsiaTheme="minorHAnsi"/>
+                <w:sz w:val="21"/>
+                <w:szCs w:val="21"/>
+              </w:rPr>
+              <w:t>)</w:t>
+            </w:r>
+          </w:p>
+        </w:tc>
+        <w:tc>
+          <w:tcPr>
+            <w:tcW w:w="0" w:type="auto"/>
+            <w:tcBorders>
+              <w:top w:val="single" w:sz="2" w:space="0" w:color="auto"/>
+              <w:left w:val="single" w:sz="2" w:space="0" w:color="auto"/>
+              <w:bottom w:val="single" w:sz="6" w:space="0" w:color="auto"/>
+              <w:right w:val="single" w:sz="2" w:space="0" w:color="auto"/>
+            </w:tcBorders>
+            <w:tcMar>
+              <w:top w:w="137" w:type="dxa"/>
+              <w:left w:w="120" w:type="dxa"/>
+              <w:bottom w:w="137" w:type="dxa"/>
+              <w:right w:w="120" w:type="dxa"/>
+            </w:tcMar>
+            <w:vAlign w:val="bottom"/>
+            <w:hideMark/>
+          </w:tcPr>
+          <w:p>
+            <w:pPr>
+              <w:rPr>
+                <w:rFonts w:ascii="Segoe UI" w:hAnsi="Segoe UI" w:cs="Segoe UI"/>
+                <w:spacing w:val="-6"/>
+              </w:rPr>
+            </w:pPr>
+            <w:r>
+              <w:rPr>
+                <w:rFonts w:ascii="Segoe UI" w:hAnsi="Segoe UI" w:cs="Segoe UI"/>
+                <w:spacing w:val="-6"/>
+              </w:rPr>
+              <w:t>Удалить все уведомления</w:t>
+            </w:r>
+          </w:p>
+        </w:tc>
+      </w:tr>
+      <w:tr>
+        <w:trPr>
+          <w:tblCellSpacing w:w="15" w:type="dxa"/>
+        </w:trPr>
+        <w:tc>
+          <w:tcPr>
+            <w:tcW w:w="0" w:type="auto"/>
+            <w:tcBorders>
+              <w:top w:val="single" w:sz="2" w:space="0" w:color="auto"/>
+              <w:left w:val="single" w:sz="2" w:space="0" w:color="auto"/>
+              <w:bottom w:val="single" w:sz="2" w:space="0" w:color="auto"/>
+              <w:right w:val="single" w:sz="6" w:space="0" w:color="auto"/>
+            </w:tcBorders>
+            <w:tcMar>
+              <w:top w:w="137" w:type="dxa"/>
+              <w:left w:w="120" w:type="dxa"/>
+              <w:bottom w:w="137" w:type="dxa"/>
+              <w:right w:w="120" w:type="dxa"/>
+            </w:tcMar>
+            <w:vAlign w:val="bottom"/>
+            <w:hideMark/>
+          </w:tcPr>
+          <w:p>
+            <w:pPr>
+              <w:rPr>
+                <w:rFonts w:ascii="Segoe UI" w:hAnsi="Segoe UI" w:cs="Segoe UI"/>
+                <w:spacing w:val="-6"/>
+              </w:rPr>
+            </w:pPr>
+            <w:proofErr w:type="spellStart"/>
+            <w:proofErr w:type="gramStart"/>
+            <w:r>
+              <w:rPr>
+                <w:rStyle w:val="HTML"/>
+                <w:rFonts w:eastAsiaTheme="minorHAnsi"/>
+                <w:sz w:val="21"/>
+                <w:szCs w:val="21"/>
+              </w:rPr>
+              <w:t>showMaterialBanner</w:t>
+            </w:r>
+            <w:proofErr w:type="spellEnd"/>
+            <w:r>
+              <w:rPr>
+                <w:rStyle w:val="HTML"/>
+                <w:rFonts w:eastAsiaTheme="minorHAnsi"/>
+                <w:sz w:val="21"/>
+                <w:szCs w:val="21"/>
+              </w:rPr>
+              <w:t>(</w:t>
+            </w:r>
+            <w:proofErr w:type="gramEnd"/>
+            <w:r>
+              <w:rPr>
+                <w:rStyle w:val="HTML"/>
+                <w:rFonts w:eastAsiaTheme="minorHAnsi"/>
+                <w:sz w:val="21"/>
+                <w:szCs w:val="21"/>
+              </w:rPr>
+              <w:t>)</w:t>
+            </w:r>
+          </w:p>
+        </w:tc>
+        <w:tc>
+          <w:tcPr>
+            <w:tcW w:w="0" w:type="auto"/>
+            <w:tcBorders>
+              <w:top w:val="single" w:sz="2" w:space="0" w:color="auto"/>
+              <w:left w:val="single" w:sz="2" w:space="0" w:color="auto"/>
+              <w:bottom w:val="single" w:sz="2" w:space="0" w:color="auto"/>
+              <w:right w:val="single" w:sz="2" w:space="0" w:color="auto"/>
+            </w:tcBorders>
+            <w:tcMar>
+              <w:top w:w="137" w:type="dxa"/>
+              <w:left w:w="120" w:type="dxa"/>
+              <w:bottom w:w="137" w:type="dxa"/>
+              <w:right w:w="120" w:type="dxa"/>
+            </w:tcMar>
+            <w:vAlign w:val="bottom"/>
+            <w:hideMark/>
+          </w:tcPr>
+          <w:p>
+            <w:pPr>
+              <w:rPr>
+                <w:rFonts w:ascii="Segoe UI" w:hAnsi="Segoe UI" w:cs="Segoe UI"/>
+                <w:spacing w:val="-6"/>
+              </w:rPr>
+            </w:pPr>
+            <w:r>
+              <w:rPr>
+                <w:rFonts w:ascii="Segoe UI" w:hAnsi="Segoe UI" w:cs="Segoe UI"/>
+                <w:spacing w:val="-6"/>
+              </w:rPr>
+              <w:t>Показать баннер сверху</w:t>
+            </w:r>
+          </w:p>
+        </w:tc>
+      </w:tr>
+    </w:tbl>
+    <w:p>
+      <w:pPr>
+        <w:pStyle w:val="2"/>
+        <w:rPr>
+          <w:rFonts w:ascii="pplxSerif" w:hAnsi="pplxSerif" w:cs="Times New Roman"/>
+        </w:rPr>
+      </w:pPr>
+      <w:r>
+        <w:rPr>
+          <w:rFonts w:ascii="pplxSerif" w:hAnsi="pplxSerif"/>
+        </w:rPr>
+        <w:t xml:space="preserve">Параметры </w:t>
+      </w:r>
+      <w:proofErr w:type="spellStart"/>
+      <w:r>
+        <w:rPr>
+          <w:rFonts w:ascii="pplxSerif" w:hAnsi="pplxSerif"/>
+        </w:rPr>
+        <w:t>SnackBar</w:t>
+      </w:r>
+      <w:proofErr w:type="spellEnd"/>
+    </w:p>
+    <w:p>
+      <w:pPr>
+        <w:pStyle w:val="HTML0"/>
+      </w:pPr>
+      <w:proofErr w:type="spellStart"/>
+      <w:r>
+        <w:t>dart</w:t>
+      </w:r>
+      <w:proofErr w:type="spellEnd"/>
+    </w:p>
+    <w:p>
+      <w:pPr>
+        <w:pStyle w:val="HTML0"/>
+        <w:rPr>
+          <w:rStyle w:val="HTML"/>
+          <w:rFonts w:ascii="inherit" w:hAnsi="inherit"/>
+          <w:color w:val="4D4D4C"/>
+        </w:rPr>
+      </w:pPr>
+      <w:proofErr w:type="spellStart"/>
+      <w:proofErr w:type="gramStart"/>
+      <w:r>
+        <w:rPr>
+          <w:rStyle w:val="token"/>
+          <w:rFonts w:ascii="inherit" w:hAnsi="inherit"/>
+          <w:color w:val="4271AE"/>
+        </w:rPr>
+        <w:t>SnackBar</w:t>
+      </w:r>
+      <w:proofErr w:type="spellEnd"/>
+      <w:r>
+        <w:rPr>
+          <w:rStyle w:val="token"/>
+          <w:rFonts w:ascii="inherit" w:hAnsi="inherit"/>
+          <w:color w:val="4D4D4C"/>
+        </w:rPr>
+        <w:t>(</w:t>
+      </w:r>
+      <w:proofErr w:type="gramEnd"/>
+    </w:p>
+    <w:p>
+      <w:pPr>
+        <w:pStyle w:val="HTML0"/>
+        <w:rPr>
+          <w:rStyle w:val="HTML"/>
+          <w:rFonts w:ascii="inherit" w:hAnsi="inherit"/>
+          <w:color w:val="4D4D4C"/>
+        </w:rPr>
+      </w:pPr>
+      <w:r>
+        <w:rPr>
+          <w:rStyle w:val="HTML"/>
+          <w:rFonts w:ascii="inherit" w:hAnsi="inherit"/>
+          <w:color w:val="4D4D4C"/>
+        </w:rPr>
+        <w:t xml:space="preserve">  </w:t>
+      </w:r>
+      <w:proofErr w:type="spellStart"/>
+      <w:r>
+        <w:rPr>
+          <w:rStyle w:val="HTML"/>
+          <w:rFonts w:ascii="inherit" w:hAnsi="inherit"/>
+          <w:color w:val="4D4D4C"/>
+        </w:rPr>
+        <w:t>content</w:t>
+      </w:r>
+      <w:proofErr w:type="spellEnd"/>
+      <w:r>
+        <w:rPr>
+          <w:rStyle w:val="token"/>
+          <w:rFonts w:ascii="inherit" w:hAnsi="inherit"/>
+          <w:color w:val="4D4D4C"/>
+        </w:rPr>
+        <w:t>:</w:t>
+      </w:r>
+      <w:r>
+        <w:rPr>
+          <w:rStyle w:val="HTML"/>
+          <w:rFonts w:ascii="inherit" w:hAnsi="inherit"/>
+          <w:color w:val="4D4D4C"/>
+        </w:rPr>
+        <w:t xml:space="preserve"> </w:t>
+      </w:r>
+      <w:r>
+        <w:rPr>
+          <w:rStyle w:val="token"/>
+          <w:rFonts w:ascii="inherit" w:hAnsi="inherit"/>
+          <w:color w:val="4271AE"/>
+        </w:rPr>
+        <w:t>Text</w:t>
+      </w:r>
+      <w:r>
+        <w:rPr>
+          <w:rStyle w:val="token"/>
+          <w:rFonts w:ascii="inherit" w:hAnsi="inherit"/>
+          <w:color w:val="4D4D4C"/>
+        </w:rPr>
+        <w:t>(</w:t>
+      </w:r>
+      <w:r>
+        <w:rPr>
+          <w:rStyle w:val="token"/>
+          <w:rFonts w:ascii="inherit" w:hAnsi="inherit"/>
+          <w:color w:val="718C00"/>
+        </w:rPr>
+        <w:t>'Текст'</w:t>
+      </w:r>
+      <w:proofErr w:type="gramStart"/>
+      <w:r>
+        <w:rPr>
+          <w:rStyle w:val="token"/>
+          <w:rFonts w:ascii="inherit" w:hAnsi="inherit"/>
+          <w:color w:val="4D4D4C"/>
+        </w:rPr>
+        <w:t>),</w:t>
+      </w:r>
+      <w:r>
+        <w:rPr>
+          <w:rStyle w:val="HTML"/>
+          <w:rFonts w:ascii="inherit" w:hAnsi="inherit"/>
+          <w:color w:val="4D4D4C"/>
+        </w:rPr>
+        <w:t xml:space="preserve">   </w:t>
+      </w:r>
+      <w:proofErr w:type="gramEnd"/>
+      <w:r>
+        <w:rPr>
+          <w:rStyle w:val="HTML"/>
+          <w:rFonts w:ascii="inherit" w:hAnsi="inherit"/>
+          <w:color w:val="4D4D4C"/>
+        </w:rPr>
+        <w:t xml:space="preserve">        </w:t>
+      </w:r>
+      <w:r>
+        <w:rPr>
+          <w:rStyle w:val="token"/>
+          <w:rFonts w:ascii="inherit" w:hAnsi="inherit"/>
+          <w:i/>
+          <w:iCs/>
+          <w:color w:val="8E908C"/>
+        </w:rPr>
+        <w:t>// Обязательно</w:t>
+      </w:r>
+    </w:p>
+    <w:p>
+      <w:pPr>
+        <w:pStyle w:val="HTML0"/>
+        <w:rPr>
+          <w:rStyle w:val="HTML"/>
+          <w:rFonts w:ascii="inherit" w:hAnsi="inherit"/>
+          <w:color w:val="4D4D4C"/>
+        </w:rPr>
+      </w:pPr>
+      <w:r>
+        <w:rPr>
+          <w:rStyle w:val="HTML"/>
+          <w:rFonts w:ascii="inherit" w:hAnsi="inherit"/>
+          <w:color w:val="4D4D4C"/>
+        </w:rPr>
+        <w:t xml:space="preserve">  </w:t>
+      </w:r>
+      <w:proofErr w:type="spellStart"/>
+      <w:r>
+        <w:rPr>
+          <w:rStyle w:val="HTML"/>
+          <w:rFonts w:ascii="inherit" w:hAnsi="inherit"/>
+          <w:color w:val="4D4D4C"/>
+        </w:rPr>
+        <w:t>duration</w:t>
+      </w:r>
+      <w:proofErr w:type="spellEnd"/>
+      <w:r>
+        <w:rPr>
+          <w:rStyle w:val="token"/>
+          <w:rFonts w:ascii="inherit" w:hAnsi="inherit"/>
+          <w:color w:val="4D4D4C"/>
+        </w:rPr>
+        <w:t>:</w:t>
+      </w:r>
+      <w:r>
+        <w:rPr>
+          <w:rStyle w:val="HTML"/>
+          <w:rFonts w:ascii="inherit" w:hAnsi="inherit"/>
+          <w:color w:val="4D4D4C"/>
+        </w:rPr>
+        <w:t xml:space="preserve"> </w:t>
+      </w:r>
+      <w:proofErr w:type="spellStart"/>
+      <w:proofErr w:type="gramStart"/>
+      <w:r>
+        <w:rPr>
+          <w:rStyle w:val="token"/>
+          <w:rFonts w:ascii="inherit" w:hAnsi="inherit"/>
+          <w:color w:val="4271AE"/>
+        </w:rPr>
+        <w:t>Duration</w:t>
+      </w:r>
+      <w:proofErr w:type="spellEnd"/>
+      <w:r>
+        <w:rPr>
+          <w:rStyle w:val="token"/>
+          <w:rFonts w:ascii="inherit" w:hAnsi="inherit"/>
+          <w:color w:val="4D4D4C"/>
+        </w:rPr>
+        <w:t>(</w:t>
+      </w:r>
+      <w:proofErr w:type="spellStart"/>
+      <w:proofErr w:type="gramEnd"/>
+      <w:r>
+        <w:rPr>
+          <w:rStyle w:val="HTML"/>
+          <w:rFonts w:ascii="inherit" w:hAnsi="inherit"/>
+          <w:color w:val="4D4D4C"/>
+        </w:rPr>
+        <w:t>seconds</w:t>
+      </w:r>
+      <w:proofErr w:type="spellEnd"/>
+      <w:r>
+        <w:rPr>
+          <w:rStyle w:val="token"/>
+          <w:rFonts w:ascii="inherit" w:hAnsi="inherit"/>
+          <w:color w:val="4D4D4C"/>
+        </w:rPr>
+        <w:t>:</w:t>
+      </w:r>
+      <w:r>
+        <w:rPr>
+          <w:rStyle w:val="HTML"/>
+          <w:rFonts w:ascii="inherit" w:hAnsi="inherit"/>
+          <w:color w:val="4D4D4C"/>
+        </w:rPr>
+        <w:t xml:space="preserve"> </w:t>
+      </w:r>
+      <w:r>
+        <w:rPr>
+          <w:rStyle w:val="token"/>
+          <w:rFonts w:ascii="inherit" w:hAnsi="inherit"/>
+          <w:color w:val="F5871F"/>
+        </w:rPr>
+        <w:t>2</w:t>
+      </w:r>
+      <w:r>
+        <w:rPr>
+          <w:rStyle w:val="token"/>
+          <w:rFonts w:ascii="inherit" w:hAnsi="inherit"/>
+          <w:color w:val="4D4D4C"/>
+        </w:rPr>
+        <w:t>),</w:t>
+      </w:r>
+      <w:r>
+        <w:rPr>
+          <w:rStyle w:val="HTML"/>
+          <w:rFonts w:ascii="inherit" w:hAnsi="inherit"/>
+          <w:color w:val="4D4D4C"/>
+        </w:rPr>
+        <w:t xml:space="preserve">   </w:t>
+      </w:r>
+      <w:r>
+        <w:rPr>
+          <w:rStyle w:val="token"/>
+          <w:rFonts w:ascii="inherit" w:hAnsi="inherit"/>
+          <w:i/>
+          <w:iCs/>
+          <w:color w:val="8E908C"/>
+        </w:rPr>
+        <w:t>// Время показа (по умолчанию 4с)</w:t>
+      </w:r>
+    </w:p>
+    <w:p>
+      <w:pPr>
+        <w:pStyle w:val="HTML0"/>
+        <w:rPr>
+          <w:rStyle w:val="HTML"/>
+          <w:rFonts w:ascii="inherit" w:hAnsi="inherit"/>
+          <w:color w:val="4D4D4C"/>
+          <w:lang w:val="en-US"/>
+        </w:rPr>
+      </w:pPr>
+      <w:r>
+        <w:rPr>
+          <w:rStyle w:val="HTML"/>
+          <w:rFonts w:ascii="inherit" w:hAnsi="inherit"/>
+          <w:color w:val="4D4D4C"/>
+        </w:rPr>
+        <w:t xml:space="preserve">  </w:t>
+      </w:r>
+      <w:proofErr w:type="spellStart"/>
+      <w:r>
+        <w:rPr>
+          <w:rStyle w:val="HTML"/>
+          <w:rFonts w:ascii="inherit" w:hAnsi="inherit"/>
+          <w:color w:val="4D4D4C"/>
+          <w:lang w:val="en-US"/>
+        </w:rPr>
+        <w:t>backgroundColor</w:t>
+      </w:r>
+      <w:proofErr w:type="spellEnd"/>
+      <w:r>
+        <w:rPr>
+          <w:rStyle w:val="token"/>
+          <w:rFonts w:ascii="inherit" w:hAnsi="inherit"/>
+          <w:color w:val="4D4D4C"/>
+          <w:lang w:val="en-US"/>
+        </w:rPr>
+        <w:t>:</w:t>
+      </w:r>
+      <w:r>
+        <w:rPr>
+          <w:rStyle w:val="HTML"/>
+          <w:rFonts w:ascii="inherit" w:hAnsi="inherit"/>
+          <w:color w:val="4D4D4C"/>
+          <w:lang w:val="en-US"/>
+        </w:rPr>
+        <w:t xml:space="preserve"> </w:t>
+      </w:r>
+      <w:proofErr w:type="spellStart"/>
+      <w:r>
+        <w:rPr>
+          <w:rStyle w:val="token"/>
+          <w:rFonts w:ascii="inherit" w:hAnsi="inherit"/>
+          <w:color w:val="4271AE"/>
+          <w:lang w:val="en-US"/>
+        </w:rPr>
+        <w:t>Colors</w:t>
+      </w:r>
+      <w:r>
+        <w:rPr>
+          <w:rStyle w:val="token"/>
+          <w:rFonts w:ascii="inherit" w:hAnsi="inherit"/>
+          <w:color w:val="4D4D4C"/>
+          <w:lang w:val="en-US"/>
+        </w:rPr>
+        <w:t>.</w:t>
+      </w:r>
+      <w:r>
+        <w:rPr>
+          <w:rStyle w:val="HTML"/>
+          <w:rFonts w:ascii="inherit" w:hAnsi="inherit"/>
+          <w:color w:val="4D4D4C"/>
+          <w:lang w:val="en-US"/>
+        </w:rPr>
+        <w:t>green</w:t>
+      </w:r>
+      <w:proofErr w:type="spellEnd"/>
+      <w:r>
+        <w:rPr>
+          <w:rStyle w:val="token"/>
+          <w:rFonts w:ascii="inherit" w:hAnsi="inherit"/>
+          <w:color w:val="4D4D4C"/>
+          <w:lang w:val="en-US"/>
+        </w:rPr>
+        <w:t>,</w:t>
+      </w:r>
+      <w:r>
+        <w:rPr>
+          <w:rStyle w:val="HTML"/>
+          <w:rFonts w:ascii="inherit" w:hAnsi="inherit"/>
+          <w:color w:val="4D4D4C"/>
+          <w:lang w:val="en-US"/>
+        </w:rPr>
+        <w:t xml:space="preserve">    </w:t>
+      </w:r>
+      <w:r>
+        <w:rPr>
+          <w:rStyle w:val="token"/>
+          <w:rFonts w:ascii="inherit" w:hAnsi="inherit"/>
+          <w:i/>
+          <w:iCs/>
+          <w:color w:val="8E908C"/>
+          <w:lang w:val="en-US"/>
+        </w:rPr>
+        <w:t xml:space="preserve">// </w:t>
+      </w:r>
+      <w:r>
+        <w:rPr>
+          <w:rStyle w:val="token"/>
+          <w:rFonts w:ascii="inherit" w:hAnsi="inherit"/>
+          <w:i/>
+          <w:iCs/>
+          <w:color w:val="8E908C"/>
+        </w:rPr>
+        <w:t>Цвет</w:t>
+      </w:r>
+      <w:r>
+        <w:rPr>
+          <w:rStyle w:val="token"/>
+          <w:rFonts w:ascii="inherit" w:hAnsi="inherit"/>
+          <w:i/>
+          <w:iCs/>
+          <w:color w:val="8E908C"/>
+          <w:lang w:val="en-US"/>
+        </w:rPr>
+        <w:t xml:space="preserve"> </w:t>
+      </w:r>
+      <w:r>
+        <w:rPr>
+          <w:rStyle w:val="token"/>
+          <w:rFonts w:ascii="inherit" w:hAnsi="inherit"/>
+          <w:i/>
+          <w:iCs/>
+          <w:color w:val="8E908C"/>
+        </w:rPr>
+        <w:t>фона</w:t>
+      </w:r>
+    </w:p>
+    <w:p>
+      <w:pPr>
+        <w:pStyle w:val="HTML0"/>
+        <w:rPr>
+          <w:rStyle w:val="HTML"/>
+          <w:rFonts w:ascii="inherit" w:hAnsi="inherit"/>
+          <w:color w:val="4D4D4C"/>
+          <w:lang w:val="en-US"/>
+        </w:rPr>
+      </w:pPr>
+      <w:r>
+        <w:rPr>
+          <w:rStyle w:val="HTML"/>
+          <w:rFonts w:ascii="inherit" w:hAnsi="inherit"/>
+          <w:color w:val="4D4D4C"/>
+          <w:lang w:val="en-US"/>
+        </w:rPr>
+        <w:t xml:space="preserve">  action</w:t>
+      </w:r>
+      <w:r>
+        <w:rPr>
+          <w:rStyle w:val="token"/>
+          <w:rFonts w:ascii="inherit" w:hAnsi="inherit"/>
+          <w:color w:val="4D4D4C"/>
+          <w:lang w:val="en-US"/>
+        </w:rPr>
+        <w:t>:</w:t>
+      </w:r>
+      <w:r>
+        <w:rPr>
+          <w:rStyle w:val="HTML"/>
+          <w:rFonts w:ascii="inherit" w:hAnsi="inherit"/>
+          <w:color w:val="4D4D4C"/>
+          <w:lang w:val="en-US"/>
+        </w:rPr>
+        <w:t xml:space="preserve"> </w:t>
+      </w:r>
+      <w:proofErr w:type="spellStart"/>
+      <w:r>
+        <w:rPr>
+          <w:rStyle w:val="token"/>
+          <w:rFonts w:ascii="inherit" w:hAnsi="inherit"/>
+          <w:color w:val="4271AE"/>
+          <w:lang w:val="en-US"/>
+        </w:rPr>
+        <w:t>SnackBarAction</w:t>
+      </w:r>
+      <w:proofErr w:type="spellEnd"/>
+      <w:proofErr w:type="gramStart"/>
+      <w:r>
+        <w:rPr>
+          <w:rStyle w:val="token"/>
+          <w:rFonts w:ascii="inherit" w:hAnsi="inherit"/>
+          <w:color w:val="4D4D4C"/>
+          <w:lang w:val="en-US"/>
+        </w:rPr>
+        <w:t>(...),</w:t>
+      </w:r>
+      <w:r>
+        <w:rPr>
+          <w:rStyle w:val="HTML"/>
+          <w:rFonts w:ascii="inherit" w:hAnsi="inherit"/>
+          <w:color w:val="4D4D4C"/>
+          <w:lang w:val="en-US"/>
+        </w:rPr>
+        <w:t xml:space="preserve">   </w:t>
+      </w:r>
+      <w:proofErr w:type="gramEnd"/>
+      <w:r>
+        <w:rPr>
+          <w:rStyle w:val="HTML"/>
+          <w:rFonts w:ascii="inherit" w:hAnsi="inherit"/>
+          <w:color w:val="4D4D4C"/>
+          <w:lang w:val="en-US"/>
+        </w:rPr>
+        <w:t xml:space="preserve">   </w:t>
+      </w:r>
+      <w:r>
+        <w:rPr>
+          <w:rStyle w:val="token"/>
+          <w:rFonts w:ascii="inherit" w:hAnsi="inherit"/>
+          <w:i/>
+          <w:iCs/>
+          <w:color w:val="8E908C"/>
+          <w:lang w:val="en-US"/>
+        </w:rPr>
+        <w:t xml:space="preserve">// </w:t>
+      </w:r>
+      <w:r>
+        <w:rPr>
+          <w:rStyle w:val="token"/>
+          <w:rFonts w:ascii="inherit" w:hAnsi="inherit"/>
+          <w:i/>
+          <w:iCs/>
+          <w:color w:val="8E908C"/>
+        </w:rPr>
+        <w:t>Кнопка</w:t>
+      </w:r>
+      <w:r>
+        <w:rPr>
+          <w:rStyle w:val="token"/>
+          <w:rFonts w:ascii="inherit" w:hAnsi="inherit"/>
+          <w:i/>
+          <w:iCs/>
+          <w:color w:val="8E908C"/>
+          <w:lang w:val="en-US"/>
+        </w:rPr>
+        <w:t xml:space="preserve"> </w:t>
+      </w:r>
+      <w:r>
+        <w:rPr>
+          <w:rStyle w:val="token"/>
+          <w:rFonts w:ascii="inherit" w:hAnsi="inherit"/>
+          <w:i/>
+          <w:iCs/>
+          <w:color w:val="8E908C"/>
+        </w:rPr>
+        <w:t>действия</w:t>
+      </w:r>
+    </w:p>
+    <w:p>
+      <w:pPr>
+        <w:pStyle w:val="HTML0"/>
+        <w:rPr>
+          <w:rStyle w:val="HTML"/>
+          <w:rFonts w:ascii="inherit" w:hAnsi="inherit"/>
+          <w:color w:val="4D4D4C"/>
+          <w:lang w:val="en-US"/>
+        </w:rPr>
+      </w:pPr>
+      <w:r>
+        <w:rPr>
+          <w:rStyle w:val="HTML"/>
+          <w:rFonts w:ascii="inherit" w:hAnsi="inherit"/>
+          <w:color w:val="4D4D4C"/>
+          <w:lang w:val="en-US"/>
+        </w:rPr>
+        <w:t xml:space="preserve">  margin</w:t>
+      </w:r>
+      <w:r>
+        <w:rPr>
+          <w:rStyle w:val="token"/>
+          <w:rFonts w:ascii="inherit" w:hAnsi="inherit"/>
+          <w:color w:val="4D4D4C"/>
+          <w:lang w:val="en-US"/>
+        </w:rPr>
+        <w:t>:</w:t>
+      </w:r>
+      <w:r>
+        <w:rPr>
+          <w:rStyle w:val="HTML"/>
+          <w:rFonts w:ascii="inherit" w:hAnsi="inherit"/>
+          <w:color w:val="4D4D4C"/>
+          <w:lang w:val="en-US"/>
+        </w:rPr>
+        <w:t xml:space="preserve"> </w:t>
+      </w:r>
+      <w:proofErr w:type="spellStart"/>
+      <w:proofErr w:type="gramStart"/>
+      <w:r>
+        <w:rPr>
+          <w:rStyle w:val="token"/>
+          <w:rFonts w:ascii="inherit" w:hAnsi="inherit"/>
+          <w:color w:val="4271AE"/>
+          <w:lang w:val="en-US"/>
+        </w:rPr>
+        <w:t>EdgeInsets</w:t>
+      </w:r>
+      <w:r>
+        <w:rPr>
+          <w:rStyle w:val="token"/>
+          <w:rFonts w:ascii="inherit" w:hAnsi="inherit"/>
+          <w:color w:val="4D4D4C"/>
+          <w:lang w:val="en-US"/>
+        </w:rPr>
+        <w:t>.all</w:t>
+      </w:r>
+      <w:proofErr w:type="spellEnd"/>
+      <w:r>
+        <w:rPr>
+          <w:rStyle w:val="token"/>
+          <w:rFonts w:ascii="inherit" w:hAnsi="inherit"/>
+          <w:color w:val="4D4D4C"/>
+          <w:lang w:val="en-US"/>
+        </w:rPr>
+        <w:t>(</w:t>
+      </w:r>
+      <w:proofErr w:type="gramEnd"/>
+      <w:r>
+        <w:rPr>
+          <w:rStyle w:val="token"/>
+          <w:rFonts w:ascii="inherit" w:hAnsi="inherit"/>
+          <w:color w:val="F5871F"/>
+          <w:lang w:val="en-US"/>
+        </w:rPr>
+        <w:t>16</w:t>
+      </w:r>
+      <w:r>
+        <w:rPr>
+          <w:rStyle w:val="token"/>
+          <w:rFonts w:ascii="inherit" w:hAnsi="inherit"/>
+          <w:color w:val="4D4D4C"/>
+          <w:lang w:val="en-US"/>
+        </w:rPr>
+        <w:t>),</w:t>
+      </w:r>
+      <w:r>
+        <w:rPr>
+          <w:rStyle w:val="HTML"/>
+          <w:rFonts w:ascii="inherit" w:hAnsi="inherit"/>
+          <w:color w:val="4D4D4C"/>
+          <w:lang w:val="en-US"/>
+        </w:rPr>
+        <w:t xml:space="preserve">       </w:t>
+      </w:r>
+      <w:r>
+        <w:rPr>
+          <w:rStyle w:val="token"/>
+          <w:rFonts w:ascii="inherit" w:hAnsi="inherit"/>
+          <w:i/>
+          <w:iCs/>
+          <w:color w:val="8E908C"/>
+          <w:lang w:val="en-US"/>
+        </w:rPr>
+        <w:t xml:space="preserve">// </w:t>
+      </w:r>
+      <w:r>
+        <w:rPr>
+          <w:rStyle w:val="token"/>
+          <w:rFonts w:ascii="inherit" w:hAnsi="inherit"/>
+          <w:i/>
+          <w:iCs/>
+          <w:color w:val="8E908C"/>
+        </w:rPr>
+        <w:t>Отступы</w:t>
+      </w:r>
+    </w:p>
+    <w:p>
+      <w:pPr>
+        <w:pStyle w:val="HTML0"/>
+        <w:rPr>
+          <w:rStyle w:val="HTML"/>
+          <w:rFonts w:ascii="inherit" w:hAnsi="inherit"/>
+          <w:color w:val="4D4D4C"/>
+          <w:lang w:val="en-US"/>
+        </w:rPr>
+      </w:pPr>
+      <w:r>
+        <w:rPr>
+          <w:rStyle w:val="HTML"/>
+          <w:rFonts w:ascii="inherit" w:hAnsi="inherit"/>
+          <w:color w:val="4D4D4C"/>
+          <w:lang w:val="en-US"/>
+        </w:rPr>
+        <w:t xml:space="preserve">  behavior</w:t>
+      </w:r>
+      <w:r>
+        <w:rPr>
+          <w:rStyle w:val="token"/>
+          <w:rFonts w:ascii="inherit" w:hAnsi="inherit"/>
+          <w:color w:val="4D4D4C"/>
+          <w:lang w:val="en-US"/>
+        </w:rPr>
+        <w:t>:</w:t>
+      </w:r>
+      <w:r>
+        <w:rPr>
+          <w:rStyle w:val="HTML"/>
+          <w:rFonts w:ascii="inherit" w:hAnsi="inherit"/>
+          <w:color w:val="4D4D4C"/>
+          <w:lang w:val="en-US"/>
+        </w:rPr>
+        <w:t xml:space="preserve"> </w:t>
+      </w:r>
+      <w:proofErr w:type="spellStart"/>
+      <w:r>
+        <w:rPr>
+          <w:rStyle w:val="token"/>
+          <w:rFonts w:ascii="inherit" w:hAnsi="inherit"/>
+          <w:color w:val="4271AE"/>
+          <w:lang w:val="en-US"/>
+        </w:rPr>
+        <w:t>SnackBarBehavior</w:t>
+      </w:r>
+      <w:r>
+        <w:rPr>
+          <w:rStyle w:val="token"/>
+          <w:rFonts w:ascii="inherit" w:hAnsi="inherit"/>
+          <w:color w:val="4D4D4C"/>
+          <w:lang w:val="en-US"/>
+        </w:rPr>
+        <w:t>.</w:t>
+      </w:r>
+      <w:r>
+        <w:rPr>
+          <w:rStyle w:val="HTML"/>
+          <w:rFonts w:ascii="inherit" w:hAnsi="inherit"/>
+          <w:color w:val="4D4D4C"/>
+          <w:lang w:val="en-US"/>
+        </w:rPr>
+        <w:t>floating</w:t>
+      </w:r>
+      <w:proofErr w:type="spellEnd"/>
+      <w:r>
+        <w:rPr>
+          <w:rStyle w:val="token"/>
+          <w:rFonts w:ascii="inherit" w:hAnsi="inherit"/>
+          <w:color w:val="4D4D4C"/>
+          <w:lang w:val="en-US"/>
+        </w:rPr>
+        <w:t>,</w:t>
+      </w:r>
+      <w:r>
+        <w:rPr>
+          <w:rStyle w:val="HTML"/>
+          <w:rFonts w:ascii="inherit" w:hAnsi="inherit"/>
+          <w:color w:val="4D4D4C"/>
+          <w:lang w:val="en-US"/>
+        </w:rPr>
+        <w:t xml:space="preserve"> </w:t>
+      </w:r>
+      <w:r>
+        <w:rPr>
+          <w:rStyle w:val="token"/>
+          <w:rFonts w:ascii="inherit" w:hAnsi="inherit"/>
+          <w:i/>
+          <w:iCs/>
+          <w:color w:val="8E908C"/>
+          <w:lang w:val="en-US"/>
+        </w:rPr>
+        <w:t xml:space="preserve">// </w:t>
+      </w:r>
+      <w:r>
+        <w:rPr>
+          <w:rStyle w:val="token"/>
+          <w:rFonts w:ascii="inherit" w:hAnsi="inherit"/>
+          <w:i/>
+          <w:iCs/>
+          <w:color w:val="8E908C"/>
+        </w:rPr>
+        <w:t>Плавающий</w:t>
+      </w:r>
+      <w:r>
+        <w:rPr>
+          <w:rStyle w:val="token"/>
+          <w:rFonts w:ascii="inherit" w:hAnsi="inherit"/>
+          <w:i/>
+          <w:iCs/>
+          <w:color w:val="8E908C"/>
+          <w:lang w:val="en-US"/>
+        </w:rPr>
+        <w:t xml:space="preserve"> </w:t>
+      </w:r>
+      <w:proofErr w:type="spellStart"/>
+      <w:r>
+        <w:rPr>
+          <w:rStyle w:val="token"/>
+          <w:rFonts w:ascii="inherit" w:hAnsi="inherit"/>
+          <w:i/>
+          <w:iCs/>
+          <w:color w:val="8E908C"/>
+          <w:lang w:val="en-US"/>
+        </w:rPr>
+        <w:t>SnackBar</w:t>
+      </w:r>
+      <w:proofErr w:type="spellEnd"/>
+    </w:p>
+    <w:p>
+      <w:pPr>
+        <w:pStyle w:val="HTML0"/>
+        <w:rPr>
+          <w:rStyle w:val="HTML"/>
+          <w:rFonts w:ascii="inherit" w:hAnsi="inherit"/>
+          <w:color w:val="4D4D4C"/>
+        </w:rPr>
+      </w:pPr>
+      <w:r>
+        <w:rPr>
+          <w:rStyle w:val="token"/>
+          <w:rFonts w:ascii="inherit" w:hAnsi="inherit"/>
+          <w:color w:val="4D4D4C"/>
+        </w:rPr>
+        <w:t>)</w:t>
+      </w:r>
+    </w:p>
+    <w:p>
+      <w:pPr>
+        <w:pStyle w:val="2"/>
+        <w:rPr>
+          <w:rFonts w:ascii="pplxSerif" w:hAnsi="pplxSerif"/>
+        </w:rPr>
+      </w:pPr>
+      <w:r>
+        <w:rPr>
+          <w:rFonts w:ascii="pplxSerif" w:hAnsi="pplxSerif"/>
+        </w:rPr>
+        <w:t>Важные особенности</w:t>
+      </w:r>
+    </w:p>
+    <w:p>
+      <w:pPr>
+        <w:pStyle w:val="HTML0"/>
+      </w:pPr>
+      <w:proofErr w:type="spellStart"/>
+      <w:r>
+        <w:t>text</w:t>
+      </w:r>
+      <w:proofErr w:type="spellEnd"/>
+    </w:p>
+    <w:p>
+      <w:pPr>
+        <w:pStyle w:val="HTML0"/>
+        <w:rPr>
+          <w:rStyle w:val="HTML"/>
+          <w:rFonts w:ascii="inherit" w:hAnsi="inherit"/>
+          <w:color w:val="4D4D4C"/>
+        </w:rPr>
+      </w:pPr>
+      <w:r>
+        <w:rPr>
+          <w:rStyle w:val="HTML"/>
+          <w:rFonts w:ascii="Segoe UI Emoji" w:hAnsi="Segoe UI Emoji" w:cs="Segoe UI Emoji"/>
+          <w:color w:val="4D4D4C"/>
+        </w:rPr>
+        <w:t>✅</w:t>
+      </w:r>
+      <w:r>
+        <w:rPr>
+          <w:rStyle w:val="HTML"/>
+          <w:rFonts w:ascii="inherit" w:hAnsi="inherit"/>
+          <w:color w:val="4D4D4C"/>
+        </w:rPr>
+        <w:t xml:space="preserve"> </w:t>
+      </w:r>
+      <w:r>
+        <w:rPr>
+          <w:rStyle w:val="HTML"/>
+          <w:rFonts w:ascii="Cambria" w:hAnsi="Cambria" w:cs="Cambria"/>
+          <w:color w:val="4D4D4C"/>
+        </w:rPr>
+        <w:t>Работает</w:t>
+      </w:r>
+      <w:r>
+        <w:rPr>
+          <w:rStyle w:val="HTML"/>
+          <w:rFonts w:ascii="inherit" w:hAnsi="inherit"/>
+          <w:color w:val="4D4D4C"/>
+        </w:rPr>
+        <w:t xml:space="preserve"> </w:t>
+      </w:r>
+      <w:r>
+        <w:rPr>
+          <w:rStyle w:val="HTML"/>
+          <w:rFonts w:ascii="Cambria" w:hAnsi="Cambria" w:cs="Cambria"/>
+          <w:color w:val="4D4D4C"/>
+        </w:rPr>
+        <w:t>через</w:t>
+      </w:r>
+      <w:r>
+        <w:rPr>
+          <w:rStyle w:val="HTML"/>
+          <w:rFonts w:ascii="inherit" w:hAnsi="inherit"/>
+          <w:color w:val="4D4D4C"/>
+        </w:rPr>
+        <w:t xml:space="preserve"> </w:t>
+      </w:r>
+      <w:r>
+        <w:rPr>
+          <w:rStyle w:val="HTML"/>
+          <w:rFonts w:ascii="Cambria" w:hAnsi="Cambria" w:cs="Cambria"/>
+          <w:color w:val="4D4D4C"/>
+        </w:rPr>
+        <w:t>любой</w:t>
+      </w:r>
+      <w:r>
+        <w:rPr>
+          <w:rStyle w:val="HTML"/>
+          <w:rFonts w:ascii="inherit" w:hAnsi="inherit"/>
+          <w:color w:val="4D4D4C"/>
+        </w:rPr>
+        <w:t xml:space="preserve"> </w:t>
+      </w:r>
+      <w:r>
+        <w:rPr>
+          <w:rStyle w:val="HTML"/>
+          <w:rFonts w:ascii="Cambria" w:hAnsi="Cambria" w:cs="Cambria"/>
+          <w:color w:val="4D4D4C"/>
+        </w:rPr>
+        <w:t>уровень</w:t>
+      </w:r>
+      <w:r>
+        <w:rPr>
+          <w:rStyle w:val="HTML"/>
+          <w:rFonts w:ascii="inherit" w:hAnsi="inherit"/>
+          <w:color w:val="4D4D4C"/>
+        </w:rPr>
+        <w:t xml:space="preserve"> </w:t>
+      </w:r>
+      <w:r>
+        <w:rPr>
+          <w:rStyle w:val="HTML"/>
+          <w:rFonts w:ascii="Cambria" w:hAnsi="Cambria" w:cs="Cambria"/>
+          <w:color w:val="4D4D4C"/>
+        </w:rPr>
+        <w:t>вложенности</w:t>
+      </w:r>
+      <w:r>
+        <w:rPr>
+          <w:rStyle w:val="HTML"/>
+          <w:rFonts w:ascii="inherit" w:hAnsi="inherit"/>
+          <w:color w:val="4D4D4C"/>
+        </w:rPr>
+        <w:t xml:space="preserve"> </w:t>
+      </w:r>
+      <w:proofErr w:type="spellStart"/>
+      <w:r>
+        <w:rPr>
+          <w:rStyle w:val="HTML"/>
+          <w:rFonts w:ascii="inherit" w:hAnsi="inherit"/>
+          <w:color w:val="4D4D4C"/>
+        </w:rPr>
+        <w:t>Scaffold</w:t>
+      </w:r>
+      <w:proofErr w:type="spellEnd"/>
+    </w:p>
+    <w:p>
+      <w:pPr>
+        <w:pStyle w:val="HTML0"/>
+        <w:rPr>
+          <w:rStyle w:val="HTML"/>
+          <w:rFonts w:ascii="inherit" w:hAnsi="inherit"/>
+          <w:color w:val="4D4D4C"/>
+        </w:rPr>
+      </w:pPr>
+      <w:r>
+        <w:rPr>
+          <w:rStyle w:val="HTML"/>
+          <w:rFonts w:ascii="Segoe UI Emoji" w:hAnsi="Segoe UI Emoji" w:cs="Segoe UI Emoji"/>
+          <w:color w:val="4D4D4C"/>
+        </w:rPr>
+        <w:t>✅</w:t>
+      </w:r>
+      <w:r>
+        <w:rPr>
+          <w:rStyle w:val="HTML"/>
+          <w:rFonts w:ascii="inherit" w:hAnsi="inherit"/>
+          <w:color w:val="4D4D4C"/>
+        </w:rPr>
+        <w:t xml:space="preserve"> </w:t>
+      </w:r>
+      <w:r>
+        <w:rPr>
+          <w:rStyle w:val="HTML"/>
+          <w:rFonts w:ascii="Cambria" w:hAnsi="Cambria" w:cs="Cambria"/>
+          <w:color w:val="4D4D4C"/>
+        </w:rPr>
+        <w:t>Один</w:t>
+      </w:r>
+      <w:r>
+        <w:rPr>
+          <w:rStyle w:val="HTML"/>
+          <w:rFonts w:ascii="inherit" w:hAnsi="inherit"/>
+          <w:color w:val="4D4D4C"/>
+        </w:rPr>
+        <w:t xml:space="preserve"> </w:t>
+      </w:r>
+      <w:r>
+        <w:rPr>
+          <w:rStyle w:val="HTML"/>
+          <w:rFonts w:ascii="Cambria" w:hAnsi="Cambria" w:cs="Cambria"/>
+          <w:color w:val="4D4D4C"/>
+        </w:rPr>
+        <w:t>на</w:t>
+      </w:r>
+      <w:r>
+        <w:rPr>
+          <w:rStyle w:val="HTML"/>
+          <w:rFonts w:ascii="inherit" w:hAnsi="inherit"/>
+          <w:color w:val="4D4D4C"/>
+        </w:rPr>
+        <w:t xml:space="preserve"> </w:t>
+      </w:r>
+      <w:r>
+        <w:rPr>
+          <w:rStyle w:val="HTML"/>
+          <w:rFonts w:ascii="Cambria" w:hAnsi="Cambria" w:cs="Cambria"/>
+          <w:color w:val="4D4D4C"/>
+        </w:rPr>
+        <w:t>всё</w:t>
+      </w:r>
+      <w:r>
+        <w:rPr>
+          <w:rStyle w:val="HTML"/>
+          <w:rFonts w:ascii="inherit" w:hAnsi="inherit"/>
+          <w:color w:val="4D4D4C"/>
+        </w:rPr>
+        <w:t xml:space="preserve"> </w:t>
+      </w:r>
+      <w:r>
+        <w:rPr>
+          <w:rStyle w:val="HTML"/>
+          <w:rFonts w:ascii="Cambria" w:hAnsi="Cambria" w:cs="Cambria"/>
+          <w:color w:val="4D4D4C"/>
+        </w:rPr>
+        <w:t>приложение</w:t>
+      </w:r>
+      <w:r>
+        <w:rPr>
+          <w:rStyle w:val="HTML"/>
+          <w:rFonts w:ascii="inherit" w:hAnsi="inherit"/>
+          <w:color w:val="4D4D4C"/>
+        </w:rPr>
+        <w:t xml:space="preserve"> </w:t>
+      </w:r>
+      <w:r>
+        <w:rPr>
+          <w:rStyle w:val="HTML"/>
+          <w:rFonts w:ascii="Cambria" w:hAnsi="Cambria" w:cs="Cambria"/>
+          <w:color w:val="4D4D4C"/>
+        </w:rPr>
+        <w:t>по</w:t>
+      </w:r>
+      <w:r>
+        <w:rPr>
+          <w:rStyle w:val="HTML"/>
+          <w:rFonts w:ascii="inherit" w:hAnsi="inherit"/>
+          <w:color w:val="4D4D4C"/>
+        </w:rPr>
+        <w:t xml:space="preserve"> </w:t>
+      </w:r>
+      <w:r>
+        <w:rPr>
+          <w:rStyle w:val="HTML"/>
+          <w:rFonts w:ascii="Cambria" w:hAnsi="Cambria" w:cs="Cambria"/>
+          <w:color w:val="4D4D4C"/>
+        </w:rPr>
+        <w:t>умолчанию</w:t>
+      </w:r>
+      <w:r>
+        <w:rPr>
+          <w:rStyle w:val="HTML"/>
+          <w:rFonts w:ascii="inherit" w:hAnsi="inherit"/>
+          <w:color w:val="4D4D4C"/>
+        </w:rPr>
+        <w:t xml:space="preserve"> (</w:t>
+      </w:r>
+      <w:r>
+        <w:rPr>
+          <w:rStyle w:val="HTML"/>
+          <w:rFonts w:ascii="Cambria" w:hAnsi="Cambria" w:cs="Cambria"/>
+          <w:color w:val="4D4D4C"/>
+        </w:rPr>
+        <w:t>в</w:t>
+      </w:r>
+      <w:r>
+        <w:rPr>
+          <w:rStyle w:val="HTML"/>
+          <w:rFonts w:ascii="inherit" w:hAnsi="inherit"/>
+          <w:color w:val="4D4D4C"/>
+        </w:rPr>
+        <w:t xml:space="preserve"> </w:t>
+      </w:r>
+      <w:proofErr w:type="spellStart"/>
+      <w:r>
+        <w:rPr>
+          <w:rStyle w:val="HTML"/>
+          <w:rFonts w:ascii="inherit" w:hAnsi="inherit"/>
+          <w:color w:val="4D4D4C"/>
+        </w:rPr>
+        <w:t>MaterialApp</w:t>
+      </w:r>
+      <w:proofErr w:type="spellEnd"/>
+      <w:r>
+        <w:rPr>
+          <w:rStyle w:val="HTML"/>
+          <w:rFonts w:ascii="inherit" w:hAnsi="inherit"/>
+          <w:color w:val="4D4D4C"/>
+        </w:rPr>
+        <w:t>)</w:t>
+      </w:r>
+    </w:p>
+    <w:p>
+      <w:pPr>
+        <w:pStyle w:val="HTML0"/>
+        <w:rPr>
+          <w:rStyle w:val="HTML"/>
+          <w:rFonts w:ascii="inherit" w:hAnsi="inherit"/>
+          <w:color w:val="4D4D4C"/>
+        </w:rPr>
+      </w:pPr>
+      <w:r>
+        <w:rPr>
+          <w:rStyle w:val="HTML"/>
+          <w:rFonts w:ascii="Segoe UI Emoji" w:hAnsi="Segoe UI Emoji" w:cs="Segoe UI Emoji"/>
+          <w:color w:val="4D4D4C"/>
+        </w:rPr>
+        <w:t>✅</w:t>
+      </w:r>
+      <w:r>
+        <w:rPr>
+          <w:rStyle w:val="HTML"/>
+          <w:rFonts w:ascii="inherit" w:hAnsi="inherit"/>
+          <w:color w:val="4D4D4C"/>
+        </w:rPr>
+        <w:t xml:space="preserve"> </w:t>
+      </w:r>
+      <w:r>
+        <w:rPr>
+          <w:rStyle w:val="HTML"/>
+          <w:rFonts w:ascii="Cambria" w:hAnsi="Cambria" w:cs="Cambria"/>
+          <w:color w:val="4D4D4C"/>
+        </w:rPr>
+        <w:t>Не</w:t>
+      </w:r>
+      <w:r>
+        <w:rPr>
+          <w:rStyle w:val="HTML"/>
+          <w:rFonts w:ascii="inherit" w:hAnsi="inherit"/>
+          <w:color w:val="4D4D4C"/>
+        </w:rPr>
+        <w:t xml:space="preserve"> </w:t>
+      </w:r>
+      <w:r>
+        <w:rPr>
+          <w:rStyle w:val="HTML"/>
+          <w:rFonts w:ascii="Cambria" w:hAnsi="Cambria" w:cs="Cambria"/>
+          <w:color w:val="4D4D4C"/>
+        </w:rPr>
+        <w:t>теряется</w:t>
+      </w:r>
+      <w:r>
+        <w:rPr>
+          <w:rStyle w:val="HTML"/>
+          <w:rFonts w:ascii="inherit" w:hAnsi="inherit"/>
+          <w:color w:val="4D4D4C"/>
+        </w:rPr>
+        <w:t xml:space="preserve"> </w:t>
+      </w:r>
+      <w:r>
+        <w:rPr>
+          <w:rStyle w:val="HTML"/>
+          <w:rFonts w:ascii="Cambria" w:hAnsi="Cambria" w:cs="Cambria"/>
+          <w:color w:val="4D4D4C"/>
+        </w:rPr>
+        <w:t>при</w:t>
+      </w:r>
+      <w:r>
+        <w:rPr>
+          <w:rStyle w:val="HTML"/>
+          <w:rFonts w:ascii="inherit" w:hAnsi="inherit"/>
+          <w:color w:val="4D4D4C"/>
+        </w:rPr>
+        <w:t xml:space="preserve"> </w:t>
+      </w:r>
+      <w:r>
+        <w:rPr>
+          <w:rStyle w:val="HTML"/>
+          <w:rFonts w:ascii="Cambria" w:hAnsi="Cambria" w:cs="Cambria"/>
+          <w:color w:val="4D4D4C"/>
+        </w:rPr>
+        <w:t>навигации</w:t>
+      </w:r>
+    </w:p>
+    <w:p>
+      <w:pPr>
+        <w:pStyle w:val="HTML0"/>
+        <w:rPr>
+          <w:rStyle w:val="HTML"/>
+          <w:rFonts w:ascii="inherit" w:hAnsi="inherit"/>
+          <w:color w:val="4D4D4C"/>
+        </w:rPr>
+      </w:pPr>
+      <w:r>
+        <w:rPr>
+          <w:rStyle w:val="HTML"/>
+          <w:rFonts w:ascii="Segoe UI Emoji" w:hAnsi="Segoe UI Emoji" w:cs="Segoe UI Emoji"/>
+          <w:color w:val="4D4D4C"/>
+        </w:rPr>
+        <w:t>✅</w:t>
+      </w:r>
+      <w:r>
+        <w:rPr>
+          <w:rStyle w:val="HTML"/>
+          <w:rFonts w:ascii="inherit" w:hAnsi="inherit"/>
+          <w:color w:val="4D4D4C"/>
+        </w:rPr>
+        <w:t xml:space="preserve"> </w:t>
+      </w:r>
+      <w:r>
+        <w:rPr>
+          <w:rStyle w:val="HTML"/>
+          <w:rFonts w:ascii="Cambria" w:hAnsi="Cambria" w:cs="Cambria"/>
+          <w:color w:val="4D4D4C"/>
+        </w:rPr>
+        <w:t>Поддерживает</w:t>
+      </w:r>
+      <w:r>
+        <w:rPr>
+          <w:rStyle w:val="HTML"/>
+          <w:rFonts w:ascii="inherit" w:hAnsi="inherit"/>
+          <w:color w:val="4D4D4C"/>
+        </w:rPr>
+        <w:t xml:space="preserve"> </w:t>
+      </w:r>
+      <w:r>
+        <w:rPr>
+          <w:rStyle w:val="HTML"/>
+          <w:rFonts w:ascii="Cambria" w:hAnsi="Cambria" w:cs="Cambria"/>
+          <w:color w:val="4D4D4C"/>
+        </w:rPr>
+        <w:t>очередь</w:t>
+      </w:r>
+      <w:r>
+        <w:rPr>
+          <w:rStyle w:val="HTML"/>
+          <w:rFonts w:ascii="inherit" w:hAnsi="inherit"/>
+          <w:color w:val="4D4D4C"/>
+        </w:rPr>
+        <w:t xml:space="preserve"> </w:t>
+      </w:r>
+      <w:r>
+        <w:rPr>
+          <w:rStyle w:val="HTML"/>
+          <w:rFonts w:ascii="Cambria" w:hAnsi="Cambria" w:cs="Cambria"/>
+          <w:color w:val="4D4D4C"/>
+        </w:rPr>
+        <w:t>уведомлений</w:t>
+      </w:r>
+    </w:p>
+    <w:p>
+      <w:pPr>
+        <w:pStyle w:val="HTML0"/>
+      </w:pPr>
+      <w:r>
+        <w:rPr>
+          <w:rStyle w:val="HTML"/>
+          <w:rFonts w:ascii="Segoe UI Emoji" w:hAnsi="Segoe UI Emoji" w:cs="Segoe UI Emoji"/>
+          <w:color w:val="4D4D4C"/>
+        </w:rPr>
+        <w:t>❌</w:t>
+      </w:r>
+      <w:r>
+        <w:rPr>
+          <w:rStyle w:val="HTML"/>
+          <w:rFonts w:ascii="inherit" w:hAnsi="inherit"/>
+          <w:color w:val="4D4D4C"/>
+        </w:rPr>
+        <w:t xml:space="preserve"> </w:t>
+      </w:r>
+      <w:r>
+        <w:rPr>
+          <w:rStyle w:val="HTML"/>
+          <w:rFonts w:ascii="Cambria" w:hAnsi="Cambria" w:cs="Cambria"/>
+          <w:color w:val="4D4D4C"/>
+        </w:rPr>
+        <w:t>Нужен</w:t>
+      </w:r>
+      <w:r>
+        <w:rPr>
+          <w:rStyle w:val="HTML"/>
+          <w:rFonts w:ascii="inherit" w:hAnsi="inherit"/>
+          <w:color w:val="4D4D4C"/>
+        </w:rPr>
+        <w:t xml:space="preserve"> </w:t>
+      </w:r>
+      <w:proofErr w:type="spellStart"/>
+      <w:r>
+        <w:rPr>
+          <w:rStyle w:val="HTML"/>
+          <w:rFonts w:ascii="inherit" w:hAnsi="inherit"/>
+          <w:color w:val="4D4D4C"/>
+        </w:rPr>
+        <w:t>BuildContext</w:t>
+      </w:r>
+      <w:proofErr w:type="spellEnd"/>
+      <w:r>
+        <w:rPr>
+          <w:rStyle w:val="HTML"/>
+          <w:rFonts w:ascii="inherit" w:hAnsi="inherit"/>
+          <w:color w:val="4D4D4C"/>
+        </w:rPr>
+        <w:t xml:space="preserve"> (</w:t>
+      </w:r>
+      <w:r>
+        <w:rPr>
+          <w:rStyle w:val="HTML"/>
+          <w:rFonts w:ascii="Cambria" w:hAnsi="Cambria" w:cs="Cambria"/>
+          <w:color w:val="4D4D4C"/>
+        </w:rPr>
+        <w:t>как</w:t>
+      </w:r>
+      <w:r>
+        <w:rPr>
+          <w:rStyle w:val="HTML"/>
+          <w:rFonts w:ascii="inherit" w:hAnsi="inherit"/>
+          <w:color w:val="4D4D4C"/>
+        </w:rPr>
+        <w:t xml:space="preserve"> </w:t>
+      </w:r>
+      <w:r>
+        <w:rPr>
+          <w:rStyle w:val="HTML"/>
+          <w:rFonts w:ascii="Cambria" w:hAnsi="Cambria" w:cs="Cambria"/>
+          <w:color w:val="4D4D4C"/>
+        </w:rPr>
+        <w:t>всегда</w:t>
+      </w:r>
+      <w:r>
+        <w:rPr>
+          <w:rStyle w:val="HTML"/>
+          <w:rFonts w:ascii="inherit" w:hAnsi="inherit"/>
+          <w:color w:val="4D4D4C"/>
+        </w:rPr>
+        <w:t>)</w:t>
+      </w:r>
+    </w:p>
     <w:p/>
     <w:sectPr>
       <w:pgSz w:w="11906" w:h="16838"/>
@@ -11694,6 +15829,25 @@
     <w:basedOn w:val="a0"/>
     <w:rsid w:val="00AD01B4"/>
   </w:style>
+  <w:style w:type="paragraph" w:customStyle="1" w:styleId="my-2">
+    <w:name w:val="my-2"/>
+    <w:basedOn w:val="a"/>
+    <w:rsid w:val="00CF5836"/>
+    <w:pPr>
+      <w:spacing w:before="100" w:beforeAutospacing="1" w:after="100" w:afterAutospacing="1" w:line="240" w:lineRule="auto"/>
+    </w:pPr>
+    <w:rPr>
+      <w:rFonts w:ascii="Times New Roman" w:eastAsia="Times New Roman" w:hAnsi="Times New Roman" w:cs="Times New Roman"/>
+      <w:sz w:val="24"/>
+      <w:szCs w:val="24"/>
+      <w:lang w:eastAsia="ru-RU"/>
+    </w:rPr>
+  </w:style>
+  <w:style w:type="character" w:customStyle="1" w:styleId="token">
+    <w:name w:val="token"/>
+    <w:basedOn w:val="a0"/>
+    <w:rsid w:val="00CF5836"/>
+  </w:style>
 </w:styles>
 </file>
 
@@ -11990,4 +16144,16 @@
     </a:ext>
   </a:extLst>
 </a:theme>
+</file>
+
+<file path=customXml/item1.xml><?xml version="1.0" encoding="utf-8"?>
+<b:Sources xmlns:b="http://schemas.openxmlformats.org/officeDocument/2006/bibliography" xmlns="http://schemas.openxmlformats.org/officeDocument/2006/bibliography" SelectedStyle="\APASixthEditionOfficeOnline.xsl" StyleName="APA" Version="6"/>
+</file>
+
+<file path=customXml/itemProps1.xml><?xml version="1.0" encoding="utf-8"?>
+<ds:datastoreItem xmlns:ds="http://schemas.openxmlformats.org/officeDocument/2006/customXml" ds:itemID="{F06445BF-017F-4A14-AFF2-C7D606C15932}">
+  <ds:schemaRefs>
+    <ds:schemaRef ds:uri="http://schemas.openxmlformats.org/officeDocument/2006/bibliography"/>
+  </ds:schemaRefs>
+</ds:datastoreItem>
 </file>